--- a/Evidence/QuickGrid Query Parameter Names.docx
+++ b/Evidence/QuickGrid Query Parameter Names.docx
@@ -83,14 +83,7 @@
           <w:b/>
           <w:bCs/>
         </w:rPr>
-        <w:t>Also exercise</w:t>
-      </w:r>
-      <w:r>
-        <w:rPr>
-          <w:b/>
-          <w:bCs/>
-        </w:rPr>
-        <w:t xml:space="preserve">d: </w:t>
+        <w:t xml:space="preserve">Also exercised: </w:t>
       </w:r>
       <w:r>
         <w:t>None</w:t>
@@ -201,10 +194,10 @@
         <w:tblLook w:val="04A0" w:firstRow="1" w:lastRow="0" w:firstColumn="1" w:lastColumn="0" w:noHBand="0" w:noVBand="1"/>
       </w:tblPr>
       <w:tblGrid>
-        <w:gridCol w:w="569"/>
-        <w:gridCol w:w="4227"/>
-        <w:gridCol w:w="1223"/>
-        <w:gridCol w:w="3331"/>
+        <w:gridCol w:w="584"/>
+        <w:gridCol w:w="3498"/>
+        <w:gridCol w:w="1279"/>
+        <w:gridCol w:w="3989"/>
       </w:tblGrid>
       <w:tr>
         <w:tc>
@@ -641,7 +634,6 @@
               <w:spacing w:after="160" w:line="278" w:lineRule="auto"/>
             </w:pPr>
             <w:r>
-              <w:lastRenderedPageBreak/>
               <w:t>6</w:t>
             </w:r>
           </w:p>
@@ -766,6 +758,7 @@
               <w:spacing w:after="160" w:line="278" w:lineRule="auto"/>
             </w:pPr>
             <w:r>
+              <w:lastRenderedPageBreak/>
               <w:t>8</w:t>
             </w:r>
           </w:p>
@@ -840,13 +833,14 @@
             <w:r>
               <w:t xml:space="preserve">Configure unique </w:t>
             </w:r>
-            <w:proofErr w:type="spellStart"/>
-            <w:r>
-              <w:t>QueryParameterNamePrefix</w:t>
-            </w:r>
-            <w:proofErr w:type="spellEnd"/>
-            <w:r>
-              <w:t xml:space="preserve"> for each grid</w:t>
+            <w:r>
+              <w:t>custom prefixes</w:t>
+            </w:r>
+            <w:r>
+              <w:t xml:space="preserve"> </w:t>
+            </w:r>
+            <w:r>
+              <w:t>for each grid</w:t>
             </w:r>
           </w:p>
         </w:tc>
@@ -1381,7 +1375,6 @@
               <w:spacing w:after="160" w:line="278" w:lineRule="auto"/>
             </w:pPr>
             <w:r>
-              <w:lastRenderedPageBreak/>
               <w:t>18</w:t>
             </w:r>
           </w:p>
@@ -1498,6 +1491,7 @@
               <w:spacing w:after="160" w:line="278" w:lineRule="auto"/>
             </w:pPr>
             <w:r>
+              <w:lastRenderedPageBreak/>
               <w:t>2</w:t>
             </w:r>
             <w:r>
@@ -1620,6 +1614,767 @@
       </w:tr>
     </w:tbl>
     <w:p/>
+    <w:p>
+      <w:pPr>
+        <w:rPr>
+          <w:b/>
+          <w:bCs/>
+        </w:rPr>
+      </w:pPr>
+      <w:r>
+        <w:rPr>
+          <w:b/>
+          <w:bCs/>
+          <w:sz w:val="32"/>
+          <w:szCs w:val="32"/>
+        </w:rPr>
+        <w:t>Evidence</w:t>
+      </w:r>
+      <w:r>
+        <w:rPr>
+          <w:b/>
+          <w:bCs/>
+        </w:rPr>
+        <w:br/>
+      </w:r>
+    </w:p>
+    <w:tbl>
+      <w:tblPr>
+        <w:tblStyle w:val="TableGrid"/>
+        <w:tblW w:w="0" w:type="auto"/>
+        <w:tblLook w:val="04A0" w:firstRow="1" w:lastRow="0" w:firstColumn="1" w:lastColumn="0" w:noHBand="0" w:noVBand="1"/>
+      </w:tblPr>
+      <w:tblGrid>
+        <w:gridCol w:w="2867"/>
+        <w:gridCol w:w="3139"/>
+        <w:gridCol w:w="3344"/>
+      </w:tblGrid>
+      <w:tr>
+        <w:tc>
+          <w:tcPr>
+            <w:tcW w:w="2831" w:type="dxa"/>
+            <w:hideMark/>
+          </w:tcPr>
+          <w:p>
+            <w:pPr>
+              <w:spacing w:after="160" w:line="278" w:lineRule="auto"/>
+              <w:jc w:val="center"/>
+              <w:rPr>
+                <w:b/>
+                <w:bCs/>
+              </w:rPr>
+            </w:pPr>
+            <w:r>
+              <w:rPr>
+                <w:b/>
+                <w:bCs/>
+              </w:rPr>
+              <w:t>Scenario</w:t>
+            </w:r>
+          </w:p>
+        </w:tc>
+        <w:tc>
+          <w:tcPr>
+            <w:tcW w:w="3158" w:type="dxa"/>
+            <w:hideMark/>
+          </w:tcPr>
+          <w:p>
+            <w:pPr>
+              <w:spacing w:after="160" w:line="278" w:lineRule="auto"/>
+              <w:jc w:val="center"/>
+              <w:rPr>
+                <w:b/>
+                <w:bCs/>
+              </w:rPr>
+            </w:pPr>
+            <w:r>
+              <w:rPr>
+                <w:b/>
+                <w:bCs/>
+              </w:rPr>
+              <w:t>Static SSR Evidence</w:t>
+            </w:r>
+          </w:p>
+        </w:tc>
+        <w:tc>
+          <w:tcPr>
+            <w:tcW w:w="3361" w:type="dxa"/>
+            <w:hideMark/>
+          </w:tcPr>
+          <w:p>
+            <w:pPr>
+              <w:spacing w:after="160" w:line="278" w:lineRule="auto"/>
+              <w:jc w:val="center"/>
+              <w:rPr>
+                <w:b/>
+                <w:bCs/>
+              </w:rPr>
+            </w:pPr>
+            <w:r>
+              <w:rPr>
+                <w:b/>
+                <w:bCs/>
+              </w:rPr>
+              <w:t>Interactive Server Evidence</w:t>
+            </w:r>
+          </w:p>
+        </w:tc>
+      </w:tr>
+      <w:tr>
+        <w:tc>
+          <w:tcPr>
+            <w:tcW w:w="2831" w:type="dxa"/>
+            <w:hideMark/>
+          </w:tcPr>
+          <w:p>
+            <w:pPr>
+              <w:spacing w:after="160" w:line="278" w:lineRule="auto"/>
+            </w:pPr>
+            <w:r>
+              <w:t>Default Query Parameter Collision</w:t>
+            </w:r>
+          </w:p>
+        </w:tc>
+        <w:tc>
+          <w:tcPr>
+            <w:tcW w:w="3158" w:type="dxa"/>
+            <w:hideMark/>
+          </w:tcPr>
+          <w:p>
+            <w:pPr>
+              <w:spacing w:after="160" w:line="278" w:lineRule="auto"/>
+            </w:pPr>
+            <w:hyperlink r:id="rId6" w:history="1">
+              <w:r>
+                <w:rPr>
+                  <w:rStyle w:val="Hyperlink"/>
+                </w:rPr>
+                <w:t>SSR_DefaultCollision.mp4</w:t>
+              </w:r>
+            </w:hyperlink>
+          </w:p>
+        </w:tc>
+        <w:tc>
+          <w:tcPr>
+            <w:tcW w:w="3361" w:type="dxa"/>
+            <w:hideMark/>
+          </w:tcPr>
+          <w:p>
+            <w:pPr>
+              <w:spacing w:after="160" w:line="278" w:lineRule="auto"/>
+            </w:pPr>
+            <w:hyperlink r:id="rId7" w:history="1">
+              <w:r>
+                <w:rPr>
+                  <w:rStyle w:val="Hyperlink"/>
+                </w:rPr>
+                <w:t>Server_DefaultCollision.mp4</w:t>
+              </w:r>
+            </w:hyperlink>
+          </w:p>
+        </w:tc>
+      </w:tr>
+      <w:tr>
+        <w:tc>
+          <w:tcPr>
+            <w:tcW w:w="2831" w:type="dxa"/>
+            <w:hideMark/>
+          </w:tcPr>
+          <w:p>
+            <w:pPr>
+              <w:spacing w:after="160" w:line="278" w:lineRule="auto"/>
+            </w:pPr>
+            <w:r>
+              <w:t>Independent Grid State Using Unique Prefixes</w:t>
+            </w:r>
+          </w:p>
+        </w:tc>
+        <w:tc>
+          <w:tcPr>
+            <w:tcW w:w="3158" w:type="dxa"/>
+            <w:hideMark/>
+          </w:tcPr>
+          <w:p>
+            <w:pPr>
+              <w:spacing w:after="160" w:line="278" w:lineRule="auto"/>
+            </w:pPr>
+            <w:hyperlink r:id="rId8" w:history="1">
+              <w:r>
+                <w:rPr>
+                  <w:rStyle w:val="Hyperlink"/>
+                </w:rPr>
+                <w:t>SSR_UniqueNames.mp4</w:t>
+              </w:r>
+            </w:hyperlink>
+          </w:p>
+        </w:tc>
+        <w:tc>
+          <w:tcPr>
+            <w:tcW w:w="3361" w:type="dxa"/>
+            <w:hideMark/>
+          </w:tcPr>
+          <w:p>
+            <w:pPr>
+              <w:spacing w:after="160" w:line="278" w:lineRule="auto"/>
+            </w:pPr>
+            <w:hyperlink r:id="rId9" w:history="1">
+              <w:r>
+                <w:rPr>
+                  <w:rStyle w:val="Hyperlink"/>
+                </w:rPr>
+                <w:t>Server_UniqueNames.mp4</w:t>
+              </w:r>
+            </w:hyperlink>
+          </w:p>
+        </w:tc>
+      </w:tr>
+      <w:tr>
+        <w:tc>
+          <w:tcPr>
+            <w:tcW w:w="2831" w:type="dxa"/>
+            <w:hideMark/>
+          </w:tcPr>
+          <w:p>
+            <w:pPr>
+              <w:spacing w:after="160" w:line="278" w:lineRule="auto"/>
+            </w:pPr>
+            <w:r>
+              <w:t>Fresh Session (InPrivate Window) Validation</w:t>
+            </w:r>
+          </w:p>
+        </w:tc>
+        <w:tc>
+          <w:tcPr>
+            <w:tcW w:w="3158" w:type="dxa"/>
+            <w:hideMark/>
+          </w:tcPr>
+          <w:p>
+            <w:pPr>
+              <w:spacing w:after="160" w:line="278" w:lineRule="auto"/>
+            </w:pPr>
+            <w:hyperlink r:id="rId10" w:history="1">
+              <w:r>
+                <w:rPr>
+                  <w:rStyle w:val="Hyperlink"/>
+                </w:rPr>
+                <w:t>SSR_FreshSession.mp4</w:t>
+              </w:r>
+            </w:hyperlink>
+          </w:p>
+        </w:tc>
+        <w:tc>
+          <w:tcPr>
+            <w:tcW w:w="3361" w:type="dxa"/>
+            <w:hideMark/>
+          </w:tcPr>
+          <w:p>
+            <w:pPr>
+              <w:spacing w:after="160" w:line="278" w:lineRule="auto"/>
+            </w:pPr>
+            <w:hyperlink r:id="rId11" w:history="1">
+              <w:r>
+                <w:rPr>
+                  <w:rStyle w:val="Hyperlink"/>
+                </w:rPr>
+                <w:t>Server_FreshSession.mp4</w:t>
+              </w:r>
+            </w:hyperlink>
+          </w:p>
+        </w:tc>
+      </w:tr>
+      <w:tr>
+        <w:tc>
+          <w:tcPr>
+            <w:tcW w:w="2831" w:type="dxa"/>
+            <w:hideMark/>
+          </w:tcPr>
+          <w:p>
+            <w:pPr>
+              <w:spacing w:after="160" w:line="278" w:lineRule="auto"/>
+            </w:pPr>
+            <w:r>
+              <w:t>Intentional Custom Collision Using Shared Prefix</w:t>
+            </w:r>
+          </w:p>
+        </w:tc>
+        <w:tc>
+          <w:tcPr>
+            <w:tcW w:w="3158" w:type="dxa"/>
+            <w:hideMark/>
+          </w:tcPr>
+          <w:p>
+            <w:pPr>
+              <w:spacing w:after="160" w:line="278" w:lineRule="auto"/>
+            </w:pPr>
+            <w:hyperlink r:id="rId12" w:history="1">
+              <w:r>
+                <w:rPr>
+                  <w:rStyle w:val="Hyperlink"/>
+                </w:rPr>
+                <w:t>SSR_CustomCollision.mp4</w:t>
+              </w:r>
+            </w:hyperlink>
+          </w:p>
+        </w:tc>
+        <w:tc>
+          <w:tcPr>
+            <w:tcW w:w="3361" w:type="dxa"/>
+            <w:hideMark/>
+          </w:tcPr>
+          <w:p>
+            <w:pPr>
+              <w:spacing w:after="160" w:line="278" w:lineRule="auto"/>
+            </w:pPr>
+            <w:hyperlink r:id="rId13" w:history="1">
+              <w:r>
+                <w:rPr>
+                  <w:rStyle w:val="Hyperlink"/>
+                </w:rPr>
+                <w:t>Server_CustomCollision.mp4</w:t>
+              </w:r>
+            </w:hyperlink>
+          </w:p>
+        </w:tc>
+      </w:tr>
+      <w:tr>
+        <w:tc>
+          <w:tcPr>
+            <w:tcW w:w="2831" w:type="dxa"/>
+            <w:hideMark/>
+          </w:tcPr>
+          <w:p>
+            <w:pPr>
+              <w:spacing w:after="160" w:line="278" w:lineRule="auto"/>
+            </w:pPr>
+            <w:r>
+              <w:t>Page-Owned Query Parameter Collision (Default Names)</w:t>
+            </w:r>
+          </w:p>
+        </w:tc>
+        <w:tc>
+          <w:tcPr>
+            <w:tcW w:w="3158" w:type="dxa"/>
+            <w:hideMark/>
+          </w:tcPr>
+          <w:p>
+            <w:pPr>
+              <w:spacing w:after="160" w:line="278" w:lineRule="auto"/>
+            </w:pPr>
+            <w:hyperlink r:id="rId14" w:history="1">
+              <w:r>
+                <w:rPr>
+                  <w:rStyle w:val="Hyperlink"/>
+                </w:rPr>
+                <w:t>SSR_QueryCollision_Default.mp4</w:t>
+              </w:r>
+            </w:hyperlink>
+          </w:p>
+        </w:tc>
+        <w:tc>
+          <w:tcPr>
+            <w:tcW w:w="3361" w:type="dxa"/>
+            <w:hideMark/>
+          </w:tcPr>
+          <w:p>
+            <w:pPr>
+              <w:spacing w:after="160" w:line="278" w:lineRule="auto"/>
+            </w:pPr>
+            <w:hyperlink r:id="rId15" w:history="1">
+              <w:r>
+                <w:rPr>
+                  <w:rStyle w:val="Hyperlink"/>
+                </w:rPr>
+                <w:t>Server_QueryCollision_Default.mp4</w:t>
+              </w:r>
+            </w:hyperlink>
+          </w:p>
+        </w:tc>
+      </w:tr>
+      <w:tr>
+        <w:tc>
+          <w:tcPr>
+            <w:tcW w:w="2831" w:type="dxa"/>
+            <w:hideMark/>
+          </w:tcPr>
+          <w:p>
+            <w:pPr>
+              <w:spacing w:after="160" w:line="278" w:lineRule="auto"/>
+            </w:pPr>
+            <w:r>
+              <w:t xml:space="preserve">Prefix-Based </w:t>
+            </w:r>
+            <w:proofErr w:type="spellStart"/>
+            <w:r>
+              <w:t>QueryParameterNameOptions</w:t>
+            </w:r>
+            <w:proofErr w:type="spellEnd"/>
+            <w:r>
+              <w:t xml:space="preserve"> Validation</w:t>
+            </w:r>
+          </w:p>
+        </w:tc>
+        <w:tc>
+          <w:tcPr>
+            <w:tcW w:w="3158" w:type="dxa"/>
+            <w:hideMark/>
+          </w:tcPr>
+          <w:p>
+            <w:pPr>
+              <w:spacing w:after="160" w:line="278" w:lineRule="auto"/>
+            </w:pPr>
+            <w:hyperlink r:id="rId16" w:history="1">
+              <w:r>
+                <w:rPr>
+                  <w:rStyle w:val="Hyperlink"/>
+                </w:rPr>
+                <w:t>SSR_PrefixNames.mp4</w:t>
+              </w:r>
+            </w:hyperlink>
+          </w:p>
+        </w:tc>
+        <w:tc>
+          <w:tcPr>
+            <w:tcW w:w="3361" w:type="dxa"/>
+            <w:hideMark/>
+          </w:tcPr>
+          <w:p>
+            <w:pPr>
+              <w:spacing w:after="160" w:line="278" w:lineRule="auto"/>
+            </w:pPr>
+            <w:hyperlink r:id="rId17" w:history="1">
+              <w:r>
+                <w:rPr>
+                  <w:rStyle w:val="Hyperlink"/>
+                </w:rPr>
+                <w:t>Server_PrefixNames.mp4</w:t>
+              </w:r>
+            </w:hyperlink>
+          </w:p>
+        </w:tc>
+      </w:tr>
+      <w:tr>
+        <w:tc>
+          <w:tcPr>
+            <w:tcW w:w="2831" w:type="dxa"/>
+            <w:hideMark/>
+          </w:tcPr>
+          <w:p>
+            <w:pPr>
+              <w:spacing w:after="160" w:line="278" w:lineRule="auto"/>
+            </w:pPr>
+            <w:r>
+              <w:t>URL Encoded Parameter Names Validation</w:t>
+            </w:r>
+          </w:p>
+        </w:tc>
+        <w:tc>
+          <w:tcPr>
+            <w:tcW w:w="3158" w:type="dxa"/>
+            <w:hideMark/>
+          </w:tcPr>
+          <w:p>
+            <w:pPr>
+              <w:spacing w:after="160" w:line="278" w:lineRule="auto"/>
+            </w:pPr>
+            <w:hyperlink r:id="rId18" w:history="1">
+              <w:r>
+                <w:rPr>
+                  <w:rStyle w:val="Hyperlink"/>
+                </w:rPr>
+                <w:t>SSR_UrlEncodedNames.mp4</w:t>
+              </w:r>
+            </w:hyperlink>
+          </w:p>
+        </w:tc>
+        <w:tc>
+          <w:tcPr>
+            <w:tcW w:w="3361" w:type="dxa"/>
+            <w:hideMark/>
+          </w:tcPr>
+          <w:p>
+            <w:pPr>
+              <w:spacing w:after="160" w:line="278" w:lineRule="auto"/>
+            </w:pPr>
+            <w:hyperlink r:id="rId19" w:history="1">
+              <w:r>
+                <w:rPr>
+                  <w:rStyle w:val="Hyperlink"/>
+                </w:rPr>
+                <w:t>Server_UrlEncodedNames.mp4</w:t>
+              </w:r>
+            </w:hyperlink>
+          </w:p>
+        </w:tc>
+      </w:tr>
+    </w:tbl>
+    <w:p>
+      <w:pPr>
+        <w:rPr>
+          <w:b/>
+          <w:bCs/>
+        </w:rPr>
+      </w:pPr>
+    </w:p>
+    <w:p>
+      <w:pPr>
+        <w:rPr>
+          <w:b/>
+          <w:bCs/>
+          <w:sz w:val="32"/>
+          <w:szCs w:val="32"/>
+        </w:rPr>
+      </w:pPr>
+    </w:p>
+    <w:p>
+      <w:pPr>
+        <w:rPr>
+          <w:b/>
+          <w:bCs/>
+          <w:sz w:val="32"/>
+          <w:szCs w:val="32"/>
+        </w:rPr>
+      </w:pPr>
+    </w:p>
+    <w:p>
+      <w:pPr>
+        <w:rPr>
+          <w:b/>
+          <w:bCs/>
+          <w:sz w:val="32"/>
+          <w:szCs w:val="32"/>
+        </w:rPr>
+      </w:pPr>
+      <w:r>
+        <w:rPr>
+          <w:b/>
+          <w:bCs/>
+          <w:sz w:val="32"/>
+          <w:szCs w:val="32"/>
+        </w:rPr>
+        <w:lastRenderedPageBreak/>
+        <w:t xml:space="preserve">URL </w:t>
+      </w:r>
+    </w:p>
+    <w:tbl>
+      <w:tblPr>
+        <w:tblStyle w:val="TableGrid"/>
+        <w:tblW w:w="0" w:type="auto"/>
+        <w:tblLayout w:type="fixed"/>
+        <w:tblLook w:val="04A0" w:firstRow="1" w:lastRow="0" w:firstColumn="1" w:lastColumn="0" w:noHBand="0" w:noVBand="1"/>
+      </w:tblPr>
+      <w:tblGrid>
+        <w:gridCol w:w="2425"/>
+        <w:gridCol w:w="3330"/>
+        <w:gridCol w:w="3595"/>
+      </w:tblGrid>
+      <w:tr>
+        <w:tc>
+          <w:tcPr>
+            <w:tcW w:w="2425" w:type="dxa"/>
+          </w:tcPr>
+          <w:p>
+            <w:pPr>
+              <w:jc w:val="center"/>
+              <w:rPr>
+                <w:b/>
+                <w:bCs/>
+              </w:rPr>
+            </w:pPr>
+            <w:r>
+              <w:rPr>
+                <w:b/>
+                <w:bCs/>
+              </w:rPr>
+              <w:t>Scenario</w:t>
+            </w:r>
+          </w:p>
+        </w:tc>
+        <w:tc>
+          <w:tcPr>
+            <w:tcW w:w="3330" w:type="dxa"/>
+          </w:tcPr>
+          <w:p>
+            <w:pPr>
+              <w:jc w:val="center"/>
+            </w:pPr>
+            <w:r>
+              <w:rPr>
+                <w:b/>
+                <w:bCs/>
+              </w:rPr>
+              <w:t>Server</w:t>
+            </w:r>
+            <w:r>
+              <w:rPr>
+                <w:b/>
+                <w:bCs/>
+              </w:rPr>
+              <w:t xml:space="preserve"> </w:t>
+            </w:r>
+            <w:r>
+              <w:rPr>
+                <w:b/>
+                <w:bCs/>
+              </w:rPr>
+              <w:t>URL</w:t>
+            </w:r>
+          </w:p>
+        </w:tc>
+        <w:tc>
+          <w:tcPr>
+            <w:tcW w:w="3595" w:type="dxa"/>
+          </w:tcPr>
+          <w:p>
+            <w:pPr>
+              <w:jc w:val="center"/>
+              <w:rPr>
+                <w:b/>
+                <w:bCs/>
+              </w:rPr>
+            </w:pPr>
+            <w:r>
+              <w:rPr>
+                <w:b/>
+                <w:bCs/>
+              </w:rPr>
+              <w:t xml:space="preserve">Static SSR </w:t>
+            </w:r>
+            <w:r>
+              <w:rPr>
+                <w:b/>
+                <w:bCs/>
+              </w:rPr>
+              <w:t>URL</w:t>
+            </w:r>
+          </w:p>
+        </w:tc>
+      </w:tr>
+      <w:tr>
+        <w:tc>
+          <w:tcPr>
+            <w:tcW w:w="2425" w:type="dxa"/>
+          </w:tcPr>
+          <w:p>
+            <w:r>
+              <w:t>Independent Grid State Using Unique Prefixes</w:t>
+            </w:r>
+          </w:p>
+        </w:tc>
+        <w:tc>
+          <w:tcPr>
+            <w:tcW w:w="3330" w:type="dxa"/>
+          </w:tcPr>
+          <w:p>
+            <w:r>
+              <w:t>http://localhost:5271/?names=distinct&amp;products-sort=Name&amp;products-direction=asc&amp;people-sort=Name&amp;people-direction=desc&amp;products-page=2&amp;people-page=3</w:t>
+            </w:r>
+          </w:p>
+          <w:p/>
+        </w:tc>
+        <w:tc>
+          <w:tcPr>
+            <w:tcW w:w="3595" w:type="dxa"/>
+          </w:tcPr>
+          <w:p>
+            <w:r>
+              <w:t>http://localhost:5087/?names=distinct&amp;products-sort=Name&amp;products-direction=asc&amp;people-sort=Name&amp;people-direction=desc&amp;products-page=2&amp;people-page=3</w:t>
+            </w:r>
+          </w:p>
+        </w:tc>
+      </w:tr>
+      <w:tr>
+        <w:tc>
+          <w:tcPr>
+            <w:tcW w:w="2425" w:type="dxa"/>
+          </w:tcPr>
+          <w:p>
+            <w:r>
+              <w:t xml:space="preserve">Prefix-Based </w:t>
+            </w:r>
+            <w:proofErr w:type="spellStart"/>
+            <w:r>
+              <w:t>QueryParameterNameOptions</w:t>
+            </w:r>
+            <w:proofErr w:type="spellEnd"/>
+            <w:r>
+              <w:t xml:space="preserve"> Validation</w:t>
+            </w:r>
+          </w:p>
+        </w:tc>
+        <w:tc>
+          <w:tcPr>
+            <w:tcW w:w="3330" w:type="dxa"/>
+          </w:tcPr>
+          <w:p>
+            <w:r>
+              <w:t>http://localhost:5271/query-collision?page=2&amp;sort=active&amp;gridNames=prefix&amp;orders-page=2&amp;orders-sort=Customer&amp;orders-direction=asc</w:t>
+            </w:r>
+          </w:p>
+        </w:tc>
+        <w:tc>
+          <w:tcPr>
+            <w:tcW w:w="3595" w:type="dxa"/>
+          </w:tcPr>
+          <w:p>
+            <w:r>
+              <w:t>http://localhost:5087/query-collision?page=2&amp;sort=active&amp;gridNames=prefix&amp;orders-sort=Priority&amp;orders-direction=asc&amp;orders-page=3</w:t>
+            </w:r>
+          </w:p>
+        </w:tc>
+      </w:tr>
+      <w:tr>
+        <w:tc>
+          <w:tcPr>
+            <w:tcW w:w="2425" w:type="dxa"/>
+          </w:tcPr>
+          <w:p>
+            <w:r>
+              <w:t>URL Encoded Parameter Names Validation</w:t>
+            </w:r>
+          </w:p>
+        </w:tc>
+        <w:tc>
+          <w:tcPr>
+            <w:tcW w:w="3330" w:type="dxa"/>
+          </w:tcPr>
+          <w:p>
+            <w:r>
+              <w:t>http://localhost:5271/query-collision?page=2&amp;sort=active&amp;gridNames=escaped&amp;order%20page=3&amp;order%20sort=Customer&amp;order%20direction=desc</w:t>
+            </w:r>
+          </w:p>
+        </w:tc>
+        <w:tc>
+          <w:tcPr>
+            <w:tcW w:w="3595" w:type="dxa"/>
+          </w:tcPr>
+          <w:p>
+            <w:r>
+              <w:t>http://localhost:5087/query-collision?page=2&amp;sort=active&amp;gridNames=escaped&amp;order%20sort=Priority&amp;order%20direction=asc&amp;order%20page=3</w:t>
+            </w:r>
+          </w:p>
+        </w:tc>
+      </w:tr>
+    </w:tbl>
+    <w:p/>
+    <w:p>
+      <w:pPr>
+        <w:rPr>
+          <w:b/>
+          <w:bCs/>
+          <w:sz w:val="32"/>
+          <w:szCs w:val="32"/>
+        </w:rPr>
+      </w:pPr>
+      <w:r>
+        <w:rPr>
+          <w:b/>
+          <w:bCs/>
+          <w:sz w:val="32"/>
+          <w:szCs w:val="32"/>
+        </w:rPr>
+        <w:t>Conclusion</w:t>
+      </w:r>
+    </w:p>
     <w:p>
       <w:r>
         <w:t xml:space="preserve">Validation was completed successfully using both </w:t>
@@ -1987,6 +2742,92 @@
     </w:lvl>
   </w:abstractNum>
   <w:abstractNum w:abstractNumId="2" w15:restartNumberingAfterBreak="0">
+    <w:nsid w:val="3EDD5813"/>
+    <w:multiLevelType w:val="hybridMultilevel"/>
+    <w:tmpl w:val="5254D092"/>
+    <w:lvl w:ilvl="0" w:tplc="0409000F">
+      <w:start w:val="1"/>
+      <w:numFmt w:val="decimal"/>
+      <w:lvlText w:val="%1."/>
+      <w:lvlJc w:val="left"/>
+      <w:pPr>
+        <w:ind w:left="720" w:hanging="360"/>
+      </w:pPr>
+    </w:lvl>
+    <w:lvl w:ilvl="1" w:tplc="04090019" w:tentative="1">
+      <w:start w:val="1"/>
+      <w:numFmt w:val="lowerLetter"/>
+      <w:lvlText w:val="%2."/>
+      <w:lvlJc w:val="left"/>
+      <w:pPr>
+        <w:ind w:left="1440" w:hanging="360"/>
+      </w:pPr>
+    </w:lvl>
+    <w:lvl w:ilvl="2" w:tplc="0409001B" w:tentative="1">
+      <w:start w:val="1"/>
+      <w:numFmt w:val="lowerRoman"/>
+      <w:lvlText w:val="%3."/>
+      <w:lvlJc w:val="right"/>
+      <w:pPr>
+        <w:ind w:left="2160" w:hanging="180"/>
+      </w:pPr>
+    </w:lvl>
+    <w:lvl w:ilvl="3" w:tplc="0409000F" w:tentative="1">
+      <w:start w:val="1"/>
+      <w:numFmt w:val="decimal"/>
+      <w:lvlText w:val="%4."/>
+      <w:lvlJc w:val="left"/>
+      <w:pPr>
+        <w:ind w:left="2880" w:hanging="360"/>
+      </w:pPr>
+    </w:lvl>
+    <w:lvl w:ilvl="4" w:tplc="04090019" w:tentative="1">
+      <w:start w:val="1"/>
+      <w:numFmt w:val="lowerLetter"/>
+      <w:lvlText w:val="%5."/>
+      <w:lvlJc w:val="left"/>
+      <w:pPr>
+        <w:ind w:left="3600" w:hanging="360"/>
+      </w:pPr>
+    </w:lvl>
+    <w:lvl w:ilvl="5" w:tplc="0409001B" w:tentative="1">
+      <w:start w:val="1"/>
+      <w:numFmt w:val="lowerRoman"/>
+      <w:lvlText w:val="%6."/>
+      <w:lvlJc w:val="right"/>
+      <w:pPr>
+        <w:ind w:left="4320" w:hanging="180"/>
+      </w:pPr>
+    </w:lvl>
+    <w:lvl w:ilvl="6" w:tplc="0409000F" w:tentative="1">
+      <w:start w:val="1"/>
+      <w:numFmt w:val="decimal"/>
+      <w:lvlText w:val="%7."/>
+      <w:lvlJc w:val="left"/>
+      <w:pPr>
+        <w:ind w:left="5040" w:hanging="360"/>
+      </w:pPr>
+    </w:lvl>
+    <w:lvl w:ilvl="7" w:tplc="04090019" w:tentative="1">
+      <w:start w:val="1"/>
+      <w:numFmt w:val="lowerLetter"/>
+      <w:lvlText w:val="%8."/>
+      <w:lvlJc w:val="left"/>
+      <w:pPr>
+        <w:ind w:left="5760" w:hanging="360"/>
+      </w:pPr>
+    </w:lvl>
+    <w:lvl w:ilvl="8" w:tplc="0409001B" w:tentative="1">
+      <w:start w:val="1"/>
+      <w:numFmt w:val="lowerRoman"/>
+      <w:lvlText w:val="%9."/>
+      <w:lvlJc w:val="right"/>
+      <w:pPr>
+        <w:ind w:left="6480" w:hanging="180"/>
+      </w:pPr>
+    </w:lvl>
+  </w:abstractNum>
+  <w:abstractNum w:abstractNumId="3" w15:restartNumberingAfterBreak="0">
     <w:nsid w:val="752D2234"/>
     <w:multiLevelType w:val="multilevel"/>
     <w:tmpl w:val="DC4E5200"/>
@@ -2135,7 +2976,7 @@
       </w:rPr>
     </w:lvl>
   </w:abstractNum>
-  <w:abstractNum w:abstractNumId="3" w15:restartNumberingAfterBreak="0">
+  <w:abstractNum w:abstractNumId="4" w15:restartNumberingAfterBreak="0">
     <w:nsid w:val="7F583735"/>
     <w:multiLevelType w:val="multilevel"/>
     <w:tmpl w:val="58345F60"/>
@@ -2285,16 +3126,19 @@
     </w:lvl>
   </w:abstractNum>
   <w:num w:numId="1" w16cid:durableId="835611551">
-    <w:abstractNumId w:val="3"/>
+    <w:abstractNumId w:val="4"/>
   </w:num>
   <w:num w:numId="2" w16cid:durableId="463349909">
-    <w:abstractNumId w:val="2"/>
+    <w:abstractNumId w:val="3"/>
   </w:num>
   <w:num w:numId="3" w16cid:durableId="1174078290">
     <w:abstractNumId w:val="0"/>
   </w:num>
   <w:num w:numId="4" w16cid:durableId="1209800424">
     <w:abstractNumId w:val="1"/>
+  </w:num>
+  <w:num w:numId="5" w16cid:durableId="1908607681">
+    <w:abstractNumId w:val="2"/>
   </w:num>
 </w:numbering>
 </file>

--- a/Evidence/QuickGrid Query Parameter Names.docx
+++ b/Evidence/QuickGrid Query Parameter Names.docx
@@ -194,10 +194,10 @@
         <w:tblLook w:val="04A0" w:firstRow="1" w:lastRow="0" w:firstColumn="1" w:lastColumn="0" w:noHBand="0" w:noVBand="1"/>
       </w:tblPr>
       <w:tblGrid>
-        <w:gridCol w:w="584"/>
-        <w:gridCol w:w="3498"/>
-        <w:gridCol w:w="1279"/>
-        <w:gridCol w:w="3989"/>
+        <w:gridCol w:w="565"/>
+        <w:gridCol w:w="2779"/>
+        <w:gridCol w:w="1205"/>
+        <w:gridCol w:w="4801"/>
       </w:tblGrid>
       <w:tr>
         <w:tc>
@@ -450,7 +450,7 @@
               <w:spacing w:after="160" w:line="278" w:lineRule="auto"/>
             </w:pPr>
             <w:r>
-              <w:t xml:space="preserve">Single </w:t>
+              <w:t xml:space="preserve">Two </w:t>
             </w:r>
             <w:proofErr w:type="spellStart"/>
             <w:r>
@@ -458,7 +458,7 @@
             </w:r>
             <w:proofErr w:type="spellEnd"/>
             <w:r>
-              <w:t xml:space="preserve"> using default query parameter names</w:t>
+              <w:t xml:space="preserve"> instances using default parameter names</w:t>
             </w:r>
           </w:p>
         </w:tc>
@@ -486,7 +486,16 @@
               <w:spacing w:after="160" w:line="278" w:lineRule="auto"/>
             </w:pPr>
             <w:r>
-              <w:t>Default query parameters were generated correctly during paging and sorting operations.</w:t>
+              <w:t>Sorting</w:t>
+            </w:r>
+            <w:r>
+              <w:t xml:space="preserve"> and </w:t>
+            </w:r>
+            <w:r>
+              <w:t>paging</w:t>
+            </w:r>
+            <w:r>
+              <w:t xml:space="preserve"> the Products grid updated both Products and People grids because both used the same query parameter names.</w:t>
             </w:r>
           </w:p>
         </w:tc>
@@ -516,15 +525,7 @@
               <w:spacing w:after="160" w:line="278" w:lineRule="auto"/>
             </w:pPr>
             <w:r>
-              <w:t xml:space="preserve">Sort </w:t>
-            </w:r>
-            <w:proofErr w:type="spellStart"/>
-            <w:r>
-              <w:t>QuickGrid</w:t>
-            </w:r>
-            <w:proofErr w:type="spellEnd"/>
-            <w:r>
-              <w:t xml:space="preserve"> using default parameter names</w:t>
+              <w:t>Sort first grid and observe second grid</w:t>
             </w:r>
           </w:p>
         </w:tc>
@@ -552,7 +553,7 @@
               <w:spacing w:after="160" w:line="278" w:lineRule="auto"/>
             </w:pPr>
             <w:r>
-              <w:t>URL updated with sort-related query parameters as expected.</w:t>
+              <w:t>Sorting the Products grid updated both Products and People grids because both used the same query parameter names.</w:t>
             </w:r>
           </w:p>
         </w:tc>
@@ -582,15 +583,7 @@
               <w:spacing w:after="160" w:line="278" w:lineRule="auto"/>
             </w:pPr>
             <w:r>
-              <w:t xml:space="preserve">Page </w:t>
-            </w:r>
-            <w:proofErr w:type="spellStart"/>
-            <w:r>
-              <w:t>QuickGrid</w:t>
-            </w:r>
-            <w:proofErr w:type="spellEnd"/>
-            <w:r>
-              <w:t xml:space="preserve"> using default parameter names</w:t>
+              <w:t>Page first grid and observe second grid</w:t>
             </w:r>
           </w:p>
         </w:tc>
@@ -618,7 +611,10 @@
               <w:spacing w:after="160" w:line="278" w:lineRule="auto"/>
             </w:pPr>
             <w:r>
-              <w:t>Paging state was reflected in the URL correctly.</w:t>
+              <w:t>Paging</w:t>
+            </w:r>
+            <w:r>
+              <w:t xml:space="preserve"> the Products grid updated both Products and People grids because both used the same query parameter names.</w:t>
             </w:r>
           </w:p>
         </w:tc>
@@ -634,6 +630,7 @@
               <w:spacing w:after="160" w:line="278" w:lineRule="auto"/>
             </w:pPr>
             <w:r>
+              <w:lastRenderedPageBreak/>
               <w:t>6</w:t>
             </w:r>
           </w:p>
@@ -648,15 +645,13 @@
               <w:spacing w:after="160" w:line="278" w:lineRule="auto"/>
             </w:pPr>
             <w:r>
-              <w:t xml:space="preserve">Two </w:t>
-            </w:r>
-            <w:proofErr w:type="spellStart"/>
-            <w:r>
-              <w:t>QuickGrid</w:t>
-            </w:r>
-            <w:proofErr w:type="spellEnd"/>
-            <w:r>
-              <w:t xml:space="preserve"> instances using default parameter names</w:t>
+              <w:t xml:space="preserve">Configure unique </w:t>
+            </w:r>
+            <w:r>
+              <w:t xml:space="preserve">custom prefixes </w:t>
+            </w:r>
+            <w:r>
+              <w:t>for each grid</w:t>
             </w:r>
           </w:p>
         </w:tc>
@@ -684,7 +679,7 @@
               <w:spacing w:after="160" w:line="278" w:lineRule="auto"/>
             </w:pPr>
             <w:r>
-              <w:t>Shared query parameter behavior was observed as expected.</w:t>
+              <w:t>Custom query parameter names were generated successfully.</w:t>
             </w:r>
           </w:p>
         </w:tc>
@@ -714,7 +709,7 @@
               <w:spacing w:after="160" w:line="278" w:lineRule="auto"/>
             </w:pPr>
             <w:r>
-              <w:t>Sort first grid and observe second grid</w:t>
+              <w:t>Sort first grid after applying custom prefixes</w:t>
             </w:r>
           </w:p>
         </w:tc>
@@ -742,7 +737,7 @@
               <w:spacing w:after="160" w:line="278" w:lineRule="auto"/>
             </w:pPr>
             <w:r>
-              <w:t>Behavior matched expected shared query parameter state.</w:t>
+              <w:t>Sorting the Products grid did not affect the People grid after unique prefixes were applied.</w:t>
             </w:r>
           </w:p>
         </w:tc>
@@ -758,7 +753,6 @@
               <w:spacing w:after="160" w:line="278" w:lineRule="auto"/>
             </w:pPr>
             <w:r>
-              <w:lastRenderedPageBreak/>
               <w:t>8</w:t>
             </w:r>
           </w:p>
@@ -773,7 +767,7 @@
               <w:spacing w:after="160" w:line="278" w:lineRule="auto"/>
             </w:pPr>
             <w:r>
-              <w:t>Page first grid and observe second grid</w:t>
+              <w:t>Page first grid after applying custom prefixes</w:t>
             </w:r>
           </w:p>
         </w:tc>
@@ -801,7 +795,7 @@
               <w:spacing w:after="160" w:line="278" w:lineRule="auto"/>
             </w:pPr>
             <w:r>
-              <w:t>Shared paging state behaved as expected when default names were used.</w:t>
+              <w:t>Products moved to page 2 while People remained on page 1 after unique prefixes were applied.</w:t>
             </w:r>
           </w:p>
         </w:tc>
@@ -831,16 +825,7 @@
               <w:spacing w:after="160" w:line="278" w:lineRule="auto"/>
             </w:pPr>
             <w:r>
-              <w:t xml:space="preserve">Configure unique </w:t>
-            </w:r>
-            <w:r>
-              <w:t>custom prefixes</w:t>
-            </w:r>
-            <w:r>
-              <w:t xml:space="preserve"> </w:t>
-            </w:r>
-            <w:r>
-              <w:t>for each grid</w:t>
+              <w:t>Sort and page both grids using unique prefixes</w:t>
             </w:r>
           </w:p>
         </w:tc>
@@ -868,7 +853,7 @@
               <w:spacing w:after="160" w:line="278" w:lineRule="auto"/>
             </w:pPr>
             <w:r>
-              <w:t>Custom query parameter names were generated successfully.</w:t>
+              <w:t>Both grids maintained independent URL state without conflicts.</w:t>
             </w:r>
           </w:p>
         </w:tc>
@@ -884,21 +869,24 @@
               <w:spacing w:after="160" w:line="278" w:lineRule="auto"/>
             </w:pPr>
             <w:r>
-              <w:t>10</w:t>
-            </w:r>
-          </w:p>
-        </w:tc>
-        <w:tc>
-          <w:tcPr>
-            <w:tcW w:w="0" w:type="auto"/>
-            <w:hideMark/>
-          </w:tcPr>
-          <w:p>
-            <w:pPr>
-              <w:spacing w:after="160" w:line="278" w:lineRule="auto"/>
-            </w:pPr>
-            <w:r>
-              <w:t>Sort first grid after applying custom prefixes</w:t>
+              <w:t>1</w:t>
+            </w:r>
+            <w:r>
+              <w:t>0</w:t>
+            </w:r>
+          </w:p>
+        </w:tc>
+        <w:tc>
+          <w:tcPr>
+            <w:tcW w:w="0" w:type="auto"/>
+            <w:hideMark/>
+          </w:tcPr>
+          <w:p>
+            <w:pPr>
+              <w:spacing w:after="160" w:line="278" w:lineRule="auto"/>
+            </w:pPr>
+            <w:r>
+              <w:t>Copy URL and open in InPrivate window</w:t>
             </w:r>
           </w:p>
         </w:tc>
@@ -926,7 +914,7 @@
               <w:spacing w:after="160" w:line="278" w:lineRule="auto"/>
             </w:pPr>
             <w:r>
-              <w:t>Sorting state remained isolated to the targeted grid.</w:t>
+              <w:t>Grid paging and sorting state restored correctly from URL parameters.</w:t>
             </w:r>
           </w:p>
         </w:tc>
@@ -942,21 +930,24 @@
               <w:spacing w:after="160" w:line="278" w:lineRule="auto"/>
             </w:pPr>
             <w:r>
-              <w:t>11</w:t>
-            </w:r>
-          </w:p>
-        </w:tc>
-        <w:tc>
-          <w:tcPr>
-            <w:tcW w:w="0" w:type="auto"/>
-            <w:hideMark/>
-          </w:tcPr>
-          <w:p>
-            <w:pPr>
-              <w:spacing w:after="160" w:line="278" w:lineRule="auto"/>
-            </w:pPr>
-            <w:r>
-              <w:t>Page first grid after applying custom prefixes</w:t>
+              <w:t>1</w:t>
+            </w:r>
+            <w:r>
+              <w:t>1</w:t>
+            </w:r>
+          </w:p>
+        </w:tc>
+        <w:tc>
+          <w:tcPr>
+            <w:tcW w:w="0" w:type="auto"/>
+            <w:hideMark/>
+          </w:tcPr>
+          <w:p>
+            <w:pPr>
+              <w:spacing w:after="160" w:line="278" w:lineRule="auto"/>
+            </w:pPr>
+            <w:r>
+              <w:t>Browser refresh with custom parameter names</w:t>
             </w:r>
           </w:p>
         </w:tc>
@@ -983,8 +974,13 @@
             <w:pPr>
               <w:spacing w:after="160" w:line="278" w:lineRule="auto"/>
             </w:pPr>
-            <w:r>
-              <w:t>Paging state remained isolated to the targeted grid.</w:t>
+            <w:proofErr w:type="spellStart"/>
+            <w:r>
+              <w:t>QuickGrid</w:t>
+            </w:r>
+            <w:proofErr w:type="spellEnd"/>
+            <w:r>
+              <w:t xml:space="preserve"> state was restored successfully after refresh.</w:t>
             </w:r>
           </w:p>
         </w:tc>
@@ -1000,21 +996,24 @@
               <w:spacing w:after="160" w:line="278" w:lineRule="auto"/>
             </w:pPr>
             <w:r>
-              <w:t>12</w:t>
-            </w:r>
-          </w:p>
-        </w:tc>
-        <w:tc>
-          <w:tcPr>
-            <w:tcW w:w="0" w:type="auto"/>
-            <w:hideMark/>
-          </w:tcPr>
-          <w:p>
-            <w:pPr>
-              <w:spacing w:after="160" w:line="278" w:lineRule="auto"/>
-            </w:pPr>
-            <w:r>
-              <w:t>Sort and page both grids using unique prefixes</w:t>
+              <w:t>1</w:t>
+            </w:r>
+            <w:r>
+              <w:t>2</w:t>
+            </w:r>
+          </w:p>
+        </w:tc>
+        <w:tc>
+          <w:tcPr>
+            <w:tcW w:w="0" w:type="auto"/>
+            <w:hideMark/>
+          </w:tcPr>
+          <w:p>
+            <w:pPr>
+              <w:spacing w:after="160" w:line="278" w:lineRule="auto"/>
+            </w:pPr>
+            <w:r>
+              <w:t>Browser Back and Forward navigation</w:t>
             </w:r>
           </w:p>
         </w:tc>
@@ -1042,7 +1041,13 @@
               <w:spacing w:after="160" w:line="278" w:lineRule="auto"/>
             </w:pPr>
             <w:r>
-              <w:t>Both grids maintained independent URL state without conflicts.</w:t>
+              <w:t xml:space="preserve">Paging and </w:t>
+            </w:r>
+            <w:r>
+              <w:t>sorting</w:t>
+            </w:r>
+            <w:r>
+              <w:t xml:space="preserve"> remained consistent during navigation.</w:t>
             </w:r>
           </w:p>
         </w:tc>
@@ -1058,21 +1063,24 @@
               <w:spacing w:after="160" w:line="278" w:lineRule="auto"/>
             </w:pPr>
             <w:r>
-              <w:t>13</w:t>
-            </w:r>
-          </w:p>
-        </w:tc>
-        <w:tc>
-          <w:tcPr>
-            <w:tcW w:w="0" w:type="auto"/>
-            <w:hideMark/>
-          </w:tcPr>
-          <w:p>
-            <w:pPr>
-              <w:spacing w:after="160" w:line="278" w:lineRule="auto"/>
-            </w:pPr>
-            <w:r>
-              <w:t>Copy URL and open in InPrivate window</w:t>
+              <w:t>1</w:t>
+            </w:r>
+            <w:r>
+              <w:t>3</w:t>
+            </w:r>
+          </w:p>
+        </w:tc>
+        <w:tc>
+          <w:tcPr>
+            <w:tcW w:w="0" w:type="auto"/>
+            <w:hideMark/>
+          </w:tcPr>
+          <w:p>
+            <w:pPr>
+              <w:spacing w:after="160" w:line="278" w:lineRule="auto"/>
+            </w:pPr>
+            <w:r>
+              <w:t>Page using existing 'page' and 'sort' query parameters with default grid names</w:t>
             </w:r>
           </w:p>
         </w:tc>
@@ -1100,7 +1108,15 @@
               <w:spacing w:after="160" w:line="278" w:lineRule="auto"/>
             </w:pPr>
             <w:r>
-              <w:t>Grid paging and sorting state restored correctly from URL parameters.</w:t>
+              <w:t xml:space="preserve">When </w:t>
+            </w:r>
+            <w:proofErr w:type="spellStart"/>
+            <w:r>
+              <w:t>QuickGrid</w:t>
+            </w:r>
+            <w:proofErr w:type="spellEnd"/>
+            <w:r>
+              <w:t xml:space="preserve"> used default query parameter names, the page-owned page and sort parameters shared state with the grid.</w:t>
             </w:r>
           </w:p>
         </w:tc>
@@ -1116,21 +1132,32 @@
               <w:spacing w:after="160" w:line="278" w:lineRule="auto"/>
             </w:pPr>
             <w:r>
-              <w:t>14</w:t>
-            </w:r>
-          </w:p>
-        </w:tc>
-        <w:tc>
-          <w:tcPr>
-            <w:tcW w:w="0" w:type="auto"/>
-            <w:hideMark/>
-          </w:tcPr>
-          <w:p>
-            <w:pPr>
-              <w:spacing w:after="160" w:line="278" w:lineRule="auto"/>
-            </w:pPr>
-            <w:r>
-              <w:t>Browser refresh with custom parameter names</w:t>
+              <w:t>1</w:t>
+            </w:r>
+            <w:r>
+              <w:t>4</w:t>
+            </w:r>
+          </w:p>
+        </w:tc>
+        <w:tc>
+          <w:tcPr>
+            <w:tcW w:w="0" w:type="auto"/>
+            <w:hideMark/>
+          </w:tcPr>
+          <w:p>
+            <w:pPr>
+              <w:spacing w:after="160" w:line="278" w:lineRule="auto"/>
+            </w:pPr>
+            <w:r>
+              <w:t xml:space="preserve">Move </w:t>
+            </w:r>
+            <w:proofErr w:type="spellStart"/>
+            <w:r>
+              <w:t>QuickGrid</w:t>
+            </w:r>
+            <w:proofErr w:type="spellEnd"/>
+            <w:r>
+              <w:t xml:space="preserve"> to custom parameter names on same page</w:t>
             </w:r>
           </w:p>
         </w:tc>
@@ -1157,13 +1184,16 @@
             <w:pPr>
               <w:spacing w:after="160" w:line="278" w:lineRule="auto"/>
             </w:pPr>
+            <w:r>
+              <w:t xml:space="preserve">After moving </w:t>
+            </w:r>
             <w:proofErr w:type="spellStart"/>
             <w:r>
               <w:t>QuickGrid</w:t>
             </w:r>
             <w:proofErr w:type="spellEnd"/>
             <w:r>
-              <w:t xml:space="preserve"> state was restored successfully after refresh.</w:t>
+              <w:t xml:space="preserve"> to custom query parameter names, the page-owned page and sort values remained unchanged while grid paging and sorting continued to function correctly.</w:t>
             </w:r>
           </w:p>
         </w:tc>
@@ -1179,21 +1209,24 @@
               <w:spacing w:after="160" w:line="278" w:lineRule="auto"/>
             </w:pPr>
             <w:r>
-              <w:t>15</w:t>
-            </w:r>
-          </w:p>
-        </w:tc>
-        <w:tc>
-          <w:tcPr>
-            <w:tcW w:w="0" w:type="auto"/>
-            <w:hideMark/>
-          </w:tcPr>
-          <w:p>
-            <w:pPr>
-              <w:spacing w:after="160" w:line="278" w:lineRule="auto"/>
-            </w:pPr>
-            <w:r>
-              <w:t>Browser Back and Forward navigation</w:t>
+              <w:t>1</w:t>
+            </w:r>
+            <w:r>
+              <w:t>5</w:t>
+            </w:r>
+          </w:p>
+        </w:tc>
+        <w:tc>
+          <w:tcPr>
+            <w:tcW w:w="0" w:type="auto"/>
+            <w:hideMark/>
+          </w:tcPr>
+          <w:p>
+            <w:pPr>
+              <w:spacing w:after="160" w:line="278" w:lineRule="auto"/>
+            </w:pPr>
+            <w:r>
+              <w:t>Configure two grids using identical custom names intentionally</w:t>
             </w:r>
           </w:p>
         </w:tc>
@@ -1221,13 +1254,7 @@
               <w:spacing w:after="160" w:line="278" w:lineRule="auto"/>
             </w:pPr>
             <w:r>
-              <w:t xml:space="preserve">Paging and </w:t>
-            </w:r>
-            <w:r>
-              <w:t>sorting</w:t>
-            </w:r>
-            <w:r>
-              <w:t xml:space="preserve"> remained consistent during navigation.</w:t>
+              <w:t>Shared state behavior was observed as expected due to identical parameter names.</w:t>
             </w:r>
           </w:p>
         </w:tc>
@@ -1243,21 +1270,24 @@
               <w:spacing w:after="160" w:line="278" w:lineRule="auto"/>
             </w:pPr>
             <w:r>
-              <w:t>16</w:t>
-            </w:r>
-          </w:p>
-        </w:tc>
-        <w:tc>
-          <w:tcPr>
-            <w:tcW w:w="0" w:type="auto"/>
-            <w:hideMark/>
-          </w:tcPr>
-          <w:p>
-            <w:pPr>
-              <w:spacing w:after="160" w:line="278" w:lineRule="auto"/>
-            </w:pPr>
-            <w:r>
-              <w:t>Page using existing 'page' and 'sort' query parameters with default grid names</w:t>
+              <w:t>1</w:t>
+            </w:r>
+            <w:r>
+              <w:t>6</w:t>
+            </w:r>
+          </w:p>
+        </w:tc>
+        <w:tc>
+          <w:tcPr>
+            <w:tcW w:w="0" w:type="auto"/>
+            <w:hideMark/>
+          </w:tcPr>
+          <w:p>
+            <w:pPr>
+              <w:spacing w:after="160" w:line="278" w:lineRule="auto"/>
+            </w:pPr>
+            <w:r>
+              <w:t>Validate custom prefixes containing separators</w:t>
             </w:r>
           </w:p>
         </w:tc>
@@ -1285,15 +1315,7 @@
               <w:spacing w:after="160" w:line="278" w:lineRule="auto"/>
             </w:pPr>
             <w:r>
-              <w:t xml:space="preserve">Existing page query parameters interacted with </w:t>
-            </w:r>
-            <w:proofErr w:type="spellStart"/>
-            <w:r>
-              <w:t>QuickGrid</w:t>
-            </w:r>
-            <w:proofErr w:type="spellEnd"/>
-            <w:r>
-              <w:t xml:space="preserve"> as expected.</w:t>
+              <w:t>Prefix values were applied exactly as configured.</w:t>
             </w:r>
           </w:p>
         </w:tc>
@@ -1309,6 +1331,7 @@
               <w:spacing w:after="160" w:line="278" w:lineRule="auto"/>
             </w:pPr>
             <w:r>
+              <w:lastRenderedPageBreak/>
               <w:t>17</w:t>
             </w:r>
           </w:p>
@@ -1323,15 +1346,16 @@
               <w:spacing w:after="160" w:line="278" w:lineRule="auto"/>
             </w:pPr>
             <w:r>
-              <w:t xml:space="preserve">Move </w:t>
-            </w:r>
-            <w:proofErr w:type="spellStart"/>
-            <w:r>
-              <w:t>QuickGrid</w:t>
-            </w:r>
-            <w:proofErr w:type="spellEnd"/>
-            <w:r>
-              <w:t xml:space="preserve"> to custom parameter names on same page</w:t>
+              <w:t>Validate URL-encoded parameter names</w:t>
+            </w:r>
+            <w:r>
+              <w:t xml:space="preserve"> (</w:t>
+            </w:r>
+            <w:r>
+              <w:t>parameter name containing a space</w:t>
+            </w:r>
+            <w:r>
+              <w:t>)</w:t>
             </w:r>
           </w:p>
         </w:tc>
@@ -1359,7 +1383,7 @@
               <w:spacing w:after="160" w:line="278" w:lineRule="auto"/>
             </w:pPr>
             <w:r>
-              <w:t>Existing application query parameters remained unaffected.</w:t>
+              <w:t>Parameter values round-tripped correctly through URL encoding and decoding.</w:t>
             </w:r>
           </w:p>
         </w:tc>
@@ -1376,196 +1400,6 @@
             </w:pPr>
             <w:r>
               <w:t>18</w:t>
-            </w:r>
-          </w:p>
-        </w:tc>
-        <w:tc>
-          <w:tcPr>
-            <w:tcW w:w="0" w:type="auto"/>
-            <w:hideMark/>
-          </w:tcPr>
-          <w:p>
-            <w:pPr>
-              <w:spacing w:after="160" w:line="278" w:lineRule="auto"/>
-            </w:pPr>
-            <w:r>
-              <w:t>Configure two grids using identical custom names intentionally</w:t>
-            </w:r>
-          </w:p>
-        </w:tc>
-        <w:tc>
-          <w:tcPr>
-            <w:tcW w:w="0" w:type="auto"/>
-            <w:hideMark/>
-          </w:tcPr>
-          <w:p>
-            <w:pPr>
-              <w:spacing w:after="160" w:line="278" w:lineRule="auto"/>
-            </w:pPr>
-            <w:r>
-              <w:t>Works Properly</w:t>
-            </w:r>
-          </w:p>
-        </w:tc>
-        <w:tc>
-          <w:tcPr>
-            <w:tcW w:w="0" w:type="auto"/>
-            <w:hideMark/>
-          </w:tcPr>
-          <w:p>
-            <w:pPr>
-              <w:spacing w:after="160" w:line="278" w:lineRule="auto"/>
-            </w:pPr>
-            <w:r>
-              <w:t>Shared state behavior was observed as expected due to identical parameter names.</w:t>
-            </w:r>
-          </w:p>
-        </w:tc>
-      </w:tr>
-      <w:tr>
-        <w:tc>
-          <w:tcPr>
-            <w:tcW w:w="0" w:type="auto"/>
-            <w:hideMark/>
-          </w:tcPr>
-          <w:p>
-            <w:pPr>
-              <w:spacing w:after="160" w:line="278" w:lineRule="auto"/>
-            </w:pPr>
-            <w:r>
-              <w:t>19</w:t>
-            </w:r>
-          </w:p>
-        </w:tc>
-        <w:tc>
-          <w:tcPr>
-            <w:tcW w:w="0" w:type="auto"/>
-            <w:hideMark/>
-          </w:tcPr>
-          <w:p>
-            <w:pPr>
-              <w:spacing w:after="160" w:line="278" w:lineRule="auto"/>
-            </w:pPr>
-            <w:r>
-              <w:t>Validate custom prefixes containing separators</w:t>
-            </w:r>
-          </w:p>
-        </w:tc>
-        <w:tc>
-          <w:tcPr>
-            <w:tcW w:w="0" w:type="auto"/>
-            <w:hideMark/>
-          </w:tcPr>
-          <w:p>
-            <w:pPr>
-              <w:spacing w:after="160" w:line="278" w:lineRule="auto"/>
-            </w:pPr>
-            <w:r>
-              <w:t>Works Properly</w:t>
-            </w:r>
-          </w:p>
-        </w:tc>
-        <w:tc>
-          <w:tcPr>
-            <w:tcW w:w="0" w:type="auto"/>
-            <w:hideMark/>
-          </w:tcPr>
-          <w:p>
-            <w:pPr>
-              <w:spacing w:after="160" w:line="278" w:lineRule="auto"/>
-            </w:pPr>
-            <w:r>
-              <w:t>Prefix values were applied exactly as configured.</w:t>
-            </w:r>
-          </w:p>
-        </w:tc>
-      </w:tr>
-      <w:tr>
-        <w:tc>
-          <w:tcPr>
-            <w:tcW w:w="0" w:type="auto"/>
-            <w:hideMark/>
-          </w:tcPr>
-          <w:p>
-            <w:pPr>
-              <w:spacing w:after="160" w:line="278" w:lineRule="auto"/>
-            </w:pPr>
-            <w:r>
-              <w:lastRenderedPageBreak/>
-              <w:t>2</w:t>
-            </w:r>
-            <w:r>
-              <w:t>0</w:t>
-            </w:r>
-          </w:p>
-        </w:tc>
-        <w:tc>
-          <w:tcPr>
-            <w:tcW w:w="0" w:type="auto"/>
-            <w:hideMark/>
-          </w:tcPr>
-          <w:p>
-            <w:pPr>
-              <w:spacing w:after="160" w:line="278" w:lineRule="auto"/>
-            </w:pPr>
-            <w:r>
-              <w:t>Validate URL-encoded parameter names</w:t>
-            </w:r>
-            <w:r>
-              <w:t xml:space="preserve"> (</w:t>
-            </w:r>
-            <w:r>
-              <w:t>parameter name containing a space</w:t>
-            </w:r>
-            <w:r>
-              <w:t>)</w:t>
-            </w:r>
-          </w:p>
-        </w:tc>
-        <w:tc>
-          <w:tcPr>
-            <w:tcW w:w="0" w:type="auto"/>
-            <w:hideMark/>
-          </w:tcPr>
-          <w:p>
-            <w:pPr>
-              <w:spacing w:after="160" w:line="278" w:lineRule="auto"/>
-            </w:pPr>
-            <w:r>
-              <w:t>Works Properly</w:t>
-            </w:r>
-          </w:p>
-        </w:tc>
-        <w:tc>
-          <w:tcPr>
-            <w:tcW w:w="0" w:type="auto"/>
-            <w:hideMark/>
-          </w:tcPr>
-          <w:p>
-            <w:pPr>
-              <w:spacing w:after="160" w:line="278" w:lineRule="auto"/>
-            </w:pPr>
-            <w:r>
-              <w:t>Parameter values round-tripped correctly through URL encoding and decoding.</w:t>
-            </w:r>
-          </w:p>
-        </w:tc>
-      </w:tr>
-      <w:tr>
-        <w:tc>
-          <w:tcPr>
-            <w:tcW w:w="0" w:type="auto"/>
-            <w:hideMark/>
-          </w:tcPr>
-          <w:p>
-            <w:pPr>
-              <w:spacing w:after="160" w:line="278" w:lineRule="auto"/>
-            </w:pPr>
-            <w:r>
-              <w:t>2</w:t>
-            </w:r>
-            <w:r>
-              <w:t>1</w:t>
             </w:r>
           </w:p>
         </w:tc>
@@ -1645,14 +1479,14 @@
         <w:tblLook w:val="04A0" w:firstRow="1" w:lastRow="0" w:firstColumn="1" w:lastColumn="0" w:noHBand="0" w:noVBand="1"/>
       </w:tblPr>
       <w:tblGrid>
-        <w:gridCol w:w="2867"/>
-        <w:gridCol w:w="3139"/>
-        <w:gridCol w:w="3344"/>
+        <w:gridCol w:w="2212"/>
+        <w:gridCol w:w="3569"/>
+        <w:gridCol w:w="3569"/>
       </w:tblGrid>
       <w:tr>
         <w:tc>
           <w:tcPr>
-            <w:tcW w:w="2831" w:type="dxa"/>
+            <w:tcW w:w="2867" w:type="dxa"/>
             <w:hideMark/>
           </w:tcPr>
           <w:p>
@@ -1675,7 +1509,7 @@
         </w:tc>
         <w:tc>
           <w:tcPr>
-            <w:tcW w:w="3158" w:type="dxa"/>
+            <w:tcW w:w="3139" w:type="dxa"/>
             <w:hideMark/>
           </w:tcPr>
           <w:p>
@@ -1698,7 +1532,7 @@
         </w:tc>
         <w:tc>
           <w:tcPr>
-            <w:tcW w:w="3361" w:type="dxa"/>
+            <w:tcW w:w="3344" w:type="dxa"/>
             <w:hideMark/>
           </w:tcPr>
           <w:p>
@@ -1723,7 +1557,7 @@
       <w:tr>
         <w:tc>
           <w:tcPr>
-            <w:tcW w:w="2831" w:type="dxa"/>
+            <w:tcW w:w="2867" w:type="dxa"/>
             <w:hideMark/>
           </w:tcPr>
           <w:p>
@@ -1737,7 +1571,7 @@
         </w:tc>
         <w:tc>
           <w:tcPr>
-            <w:tcW w:w="3158" w:type="dxa"/>
+            <w:tcW w:w="3139" w:type="dxa"/>
             <w:hideMark/>
           </w:tcPr>
           <w:p>
@@ -1756,7 +1590,7 @@
         </w:tc>
         <w:tc>
           <w:tcPr>
-            <w:tcW w:w="3361" w:type="dxa"/>
+            <w:tcW w:w="3344" w:type="dxa"/>
             <w:hideMark/>
           </w:tcPr>
           <w:p>
@@ -1777,7 +1611,7 @@
       <w:tr>
         <w:tc>
           <w:tcPr>
-            <w:tcW w:w="2831" w:type="dxa"/>
+            <w:tcW w:w="2867" w:type="dxa"/>
             <w:hideMark/>
           </w:tcPr>
           <w:p>
@@ -1791,7 +1625,7 @@
         </w:tc>
         <w:tc>
           <w:tcPr>
-            <w:tcW w:w="3158" w:type="dxa"/>
+            <w:tcW w:w="3139" w:type="dxa"/>
             <w:hideMark/>
           </w:tcPr>
           <w:p>
@@ -1810,7 +1644,7 @@
         </w:tc>
         <w:tc>
           <w:tcPr>
-            <w:tcW w:w="3361" w:type="dxa"/>
+            <w:tcW w:w="3344" w:type="dxa"/>
             <w:hideMark/>
           </w:tcPr>
           <w:p>
@@ -1831,7 +1665,7 @@
       <w:tr>
         <w:tc>
           <w:tcPr>
-            <w:tcW w:w="2831" w:type="dxa"/>
+            <w:tcW w:w="2867" w:type="dxa"/>
             <w:hideMark/>
           </w:tcPr>
           <w:p>
@@ -1845,7 +1679,7 @@
         </w:tc>
         <w:tc>
           <w:tcPr>
-            <w:tcW w:w="3158" w:type="dxa"/>
+            <w:tcW w:w="3139" w:type="dxa"/>
             <w:hideMark/>
           </w:tcPr>
           <w:p>
@@ -1864,7 +1698,7 @@
         </w:tc>
         <w:tc>
           <w:tcPr>
-            <w:tcW w:w="3361" w:type="dxa"/>
+            <w:tcW w:w="3344" w:type="dxa"/>
             <w:hideMark/>
           </w:tcPr>
           <w:p>
@@ -1885,7 +1719,7 @@
       <w:tr>
         <w:tc>
           <w:tcPr>
-            <w:tcW w:w="2831" w:type="dxa"/>
+            <w:tcW w:w="2867" w:type="dxa"/>
             <w:hideMark/>
           </w:tcPr>
           <w:p>
@@ -1899,7 +1733,7 @@
         </w:tc>
         <w:tc>
           <w:tcPr>
-            <w:tcW w:w="3158" w:type="dxa"/>
+            <w:tcW w:w="3139" w:type="dxa"/>
             <w:hideMark/>
           </w:tcPr>
           <w:p>
@@ -1918,7 +1752,7 @@
         </w:tc>
         <w:tc>
           <w:tcPr>
-            <w:tcW w:w="3361" w:type="dxa"/>
+            <w:tcW w:w="3344" w:type="dxa"/>
             <w:hideMark/>
           </w:tcPr>
           <w:p>
@@ -1939,7 +1773,7 @@
       <w:tr>
         <w:tc>
           <w:tcPr>
-            <w:tcW w:w="2831" w:type="dxa"/>
+            <w:tcW w:w="2867" w:type="dxa"/>
             <w:hideMark/>
           </w:tcPr>
           <w:p>
@@ -1953,7 +1787,7 @@
         </w:tc>
         <w:tc>
           <w:tcPr>
-            <w:tcW w:w="3158" w:type="dxa"/>
+            <w:tcW w:w="3139" w:type="dxa"/>
             <w:hideMark/>
           </w:tcPr>
           <w:p>
@@ -1972,7 +1806,7 @@
         </w:tc>
         <w:tc>
           <w:tcPr>
-            <w:tcW w:w="3361" w:type="dxa"/>
+            <w:tcW w:w="3344" w:type="dxa"/>
             <w:hideMark/>
           </w:tcPr>
           <w:p>
@@ -1993,7 +1827,7 @@
       <w:tr>
         <w:tc>
           <w:tcPr>
-            <w:tcW w:w="2831" w:type="dxa"/>
+            <w:tcW w:w="2867" w:type="dxa"/>
             <w:hideMark/>
           </w:tcPr>
           <w:p>
@@ -2015,7 +1849,7 @@
         </w:tc>
         <w:tc>
           <w:tcPr>
-            <w:tcW w:w="3158" w:type="dxa"/>
+            <w:tcW w:w="3139" w:type="dxa"/>
             <w:hideMark/>
           </w:tcPr>
           <w:p>
@@ -2034,7 +1868,7 @@
         </w:tc>
         <w:tc>
           <w:tcPr>
-            <w:tcW w:w="3361" w:type="dxa"/>
+            <w:tcW w:w="3344" w:type="dxa"/>
             <w:hideMark/>
           </w:tcPr>
           <w:p>
@@ -2055,21 +1889,22 @@
       <w:tr>
         <w:tc>
           <w:tcPr>
-            <w:tcW w:w="2831" w:type="dxa"/>
-            <w:hideMark/>
-          </w:tcPr>
-          <w:p>
-            <w:pPr>
-              <w:spacing w:after="160" w:line="278" w:lineRule="auto"/>
-            </w:pPr>
-            <w:r>
+            <w:tcW w:w="2867" w:type="dxa"/>
+            <w:hideMark/>
+          </w:tcPr>
+          <w:p>
+            <w:pPr>
+              <w:spacing w:after="160" w:line="278" w:lineRule="auto"/>
+            </w:pPr>
+            <w:r>
+              <w:lastRenderedPageBreak/>
               <w:t>URL Encoded Parameter Names Validation</w:t>
             </w:r>
           </w:p>
         </w:tc>
         <w:tc>
           <w:tcPr>
-            <w:tcW w:w="3158" w:type="dxa"/>
+            <w:tcW w:w="3139" w:type="dxa"/>
             <w:hideMark/>
           </w:tcPr>
           <w:p>
@@ -2088,7 +1923,7 @@
         </w:tc>
         <w:tc>
           <w:tcPr>
-            <w:tcW w:w="3361" w:type="dxa"/>
+            <w:tcW w:w="3344" w:type="dxa"/>
             <w:hideMark/>
           </w:tcPr>
           <w:p>
@@ -2106,15 +1941,283 @@
           </w:p>
         </w:tc>
       </w:tr>
+      <w:tr>
+        <w:tc>
+          <w:tcPr>
+            <w:tcW w:w="2867" w:type="dxa"/>
+          </w:tcPr>
+          <w:p>
+            <w:r>
+              <w:t>Browser Back and Forward navigation</w:t>
+            </w:r>
+          </w:p>
+        </w:tc>
+        <w:tc>
+          <w:tcPr>
+            <w:tcW w:w="3139" w:type="dxa"/>
+          </w:tcPr>
+          <w:p>
+            <w:hyperlink r:id="rId20" w:history="1">
+              <w:r>
+                <w:rPr>
+                  <w:rStyle w:val="Hyperlink"/>
+                </w:rPr>
+                <w:t>SSR_</w:t>
+              </w:r>
+              <w:r>
+                <w:rPr>
+                  <w:rStyle w:val="Hyperlink"/>
+                  <w:kern w:val="0"/>
+                  <w14:ligatures w14:val="none"/>
+                </w:rPr>
+                <w:t xml:space="preserve"> </w:t>
+              </w:r>
+              <w:proofErr w:type="spellStart"/>
+              <w:r>
+                <w:rPr>
+                  <w:rStyle w:val="Hyperlink"/>
+                </w:rPr>
+                <w:t>BrowserBack</w:t>
+              </w:r>
+              <w:r>
+                <w:rPr>
+                  <w:rStyle w:val="Hyperlink"/>
+                </w:rPr>
+                <w:t>A</w:t>
+              </w:r>
+              <w:r>
+                <w:rPr>
+                  <w:rStyle w:val="Hyperlink"/>
+                </w:rPr>
+                <w:t>nd</w:t>
+              </w:r>
+              <w:proofErr w:type="spellEnd"/>
+              <w:r>
+                <w:rPr>
+                  <w:rStyle w:val="Hyperlink"/>
+                </w:rPr>
+                <w:t xml:space="preserve"> Forward</w:t>
+              </w:r>
+              <w:r>
+                <w:rPr>
+                  <w:rStyle w:val="Hyperlink"/>
+                </w:rPr>
+                <w:t>N</w:t>
+              </w:r>
+              <w:r>
+                <w:rPr>
+                  <w:rStyle w:val="Hyperlink"/>
+                </w:rPr>
+                <w:t>avigation</w:t>
+              </w:r>
+              <w:r>
+                <w:rPr>
+                  <w:rStyle w:val="Hyperlink"/>
+                </w:rPr>
+                <w:t>.mp4</w:t>
+              </w:r>
+            </w:hyperlink>
+          </w:p>
+        </w:tc>
+        <w:tc>
+          <w:tcPr>
+            <w:tcW w:w="3344" w:type="dxa"/>
+          </w:tcPr>
+          <w:p>
+            <w:hyperlink r:id="rId21" w:history="1">
+              <w:r>
+                <w:rPr>
+                  <w:rStyle w:val="Hyperlink"/>
+                </w:rPr>
+                <w:t>S</w:t>
+              </w:r>
+              <w:r>
+                <w:rPr>
+                  <w:rStyle w:val="Hyperlink"/>
+                </w:rPr>
+                <w:t>erver</w:t>
+              </w:r>
+              <w:r>
+                <w:rPr>
+                  <w:rStyle w:val="Hyperlink"/>
+                </w:rPr>
+                <w:t>_</w:t>
+              </w:r>
+              <w:r>
+                <w:rPr>
+                  <w:rStyle w:val="Hyperlink"/>
+                  <w:kern w:val="0"/>
+                  <w14:ligatures w14:val="none"/>
+                </w:rPr>
+                <w:t xml:space="preserve"> </w:t>
+              </w:r>
+              <w:proofErr w:type="spellStart"/>
+              <w:r>
+                <w:rPr>
+                  <w:rStyle w:val="Hyperlink"/>
+                </w:rPr>
+                <w:t>BrowserBackAnd</w:t>
+              </w:r>
+              <w:proofErr w:type="spellEnd"/>
+              <w:r>
+                <w:rPr>
+                  <w:rStyle w:val="Hyperlink"/>
+                </w:rPr>
+                <w:t xml:space="preserve"> ForwardNavigation.mp4</w:t>
+              </w:r>
+            </w:hyperlink>
+          </w:p>
+        </w:tc>
+      </w:tr>
+      <w:tr>
+        <w:tc>
+          <w:tcPr>
+            <w:tcW w:w="2867" w:type="dxa"/>
+          </w:tcPr>
+          <w:p>
+            <w:r>
+              <w:t>Browser refresh with custom parameter names</w:t>
+            </w:r>
+          </w:p>
+        </w:tc>
+        <w:tc>
+          <w:tcPr>
+            <w:tcW w:w="3139" w:type="dxa"/>
+          </w:tcPr>
+          <w:p>
+            <w:hyperlink r:id="rId22" w:history="1">
+              <w:r>
+                <w:rPr>
+                  <w:rStyle w:val="Hyperlink"/>
+                </w:rPr>
+                <w:t>SSR_</w:t>
+              </w:r>
+              <w:r>
+                <w:rPr>
+                  <w:rStyle w:val="Hyperlink"/>
+                  <w:kern w:val="0"/>
+                  <w14:ligatures w14:val="none"/>
+                </w:rPr>
+                <w:t xml:space="preserve"> </w:t>
+              </w:r>
+              <w:r>
+                <w:rPr>
+                  <w:rStyle w:val="Hyperlink"/>
+                </w:rPr>
+                <w:t>Browser</w:t>
+              </w:r>
+              <w:r>
+                <w:rPr>
+                  <w:rStyle w:val="Hyperlink"/>
+                </w:rPr>
+                <w:t>R</w:t>
+              </w:r>
+              <w:r>
+                <w:rPr>
+                  <w:rStyle w:val="Hyperlink"/>
+                </w:rPr>
+                <w:t>efresh</w:t>
+              </w:r>
+              <w:r>
+                <w:rPr>
+                  <w:rStyle w:val="Hyperlink"/>
+                </w:rPr>
+                <w:t>W</w:t>
+              </w:r>
+              <w:r>
+                <w:rPr>
+                  <w:rStyle w:val="Hyperlink"/>
+                </w:rPr>
+                <w:t>ith</w:t>
+              </w:r>
+              <w:r>
+                <w:rPr>
+                  <w:rStyle w:val="Hyperlink"/>
+                </w:rPr>
+                <w:t>C</w:t>
+              </w:r>
+              <w:r>
+                <w:rPr>
+                  <w:rStyle w:val="Hyperlink"/>
+                </w:rPr>
+                <w:t>ustom</w:t>
+              </w:r>
+              <w:r>
+                <w:rPr>
+                  <w:rStyle w:val="Hyperlink"/>
+                </w:rPr>
+                <w:t>P</w:t>
+              </w:r>
+              <w:r>
+                <w:rPr>
+                  <w:rStyle w:val="Hyperlink"/>
+                </w:rPr>
+                <w:t>arameter</w:t>
+              </w:r>
+              <w:r>
+                <w:rPr>
+                  <w:rStyle w:val="Hyperlink"/>
+                </w:rPr>
+                <w:t>N</w:t>
+              </w:r>
+              <w:r>
+                <w:rPr>
+                  <w:rStyle w:val="Hyperlink"/>
+                </w:rPr>
+                <w:t>ames</w:t>
+              </w:r>
+              <w:r>
+                <w:rPr>
+                  <w:rStyle w:val="Hyperlink"/>
+                </w:rPr>
+                <w:t>.mp4</w:t>
+              </w:r>
+            </w:hyperlink>
+          </w:p>
+        </w:tc>
+        <w:tc>
+          <w:tcPr>
+            <w:tcW w:w="3344" w:type="dxa"/>
+          </w:tcPr>
+          <w:p>
+            <w:hyperlink r:id="rId23" w:history="1">
+              <w:r>
+                <w:rPr>
+                  <w:rStyle w:val="Hyperlink"/>
+                </w:rPr>
+                <w:t>S</w:t>
+              </w:r>
+              <w:r>
+                <w:rPr>
+                  <w:rStyle w:val="Hyperlink"/>
+                </w:rPr>
+                <w:t>erver</w:t>
+              </w:r>
+              <w:r>
+                <w:rPr>
+                  <w:rStyle w:val="Hyperlink"/>
+                </w:rPr>
+                <w:t>_</w:t>
+              </w:r>
+              <w:r>
+                <w:rPr>
+                  <w:rStyle w:val="Hyperlink"/>
+                  <w:kern w:val="0"/>
+                  <w14:ligatures w14:val="none"/>
+                </w:rPr>
+                <w:t xml:space="preserve"> </w:t>
+              </w:r>
+              <w:r>
+                <w:rPr>
+                  <w:rStyle w:val="Hyperlink"/>
+                </w:rPr>
+                <w:t>BrowserRefreshWithCustomParameterNames.mp4</w:t>
+              </w:r>
+            </w:hyperlink>
+          </w:p>
+        </w:tc>
+      </w:tr>
     </w:tbl>
-    <w:p>
-      <w:pPr>
-        <w:rPr>
-          <w:b/>
-          <w:bCs/>
-        </w:rPr>
-      </w:pPr>
-    </w:p>
     <w:p>
       <w:pPr>
         <w:rPr>
@@ -2134,24 +2237,13 @@
           <w:szCs w:val="32"/>
         </w:rPr>
       </w:pPr>
-    </w:p>
-    <w:p>
-      <w:pPr>
+      <w:r>
         <w:rPr>
           <w:b/>
           <w:bCs/>
           <w:sz w:val="32"/>
           <w:szCs w:val="32"/>
         </w:rPr>
-      </w:pPr>
-      <w:r>
-        <w:rPr>
-          <w:b/>
-          <w:bCs/>
-          <w:sz w:val="32"/>
-          <w:szCs w:val="32"/>
-        </w:rPr>
-        <w:lastRenderedPageBreak/>
         <w:t xml:space="preserve">URL </w:t>
       </w:r>
     </w:p>
@@ -2356,6 +2448,268 @@
       </w:tr>
     </w:tbl>
     <w:p/>
+    <w:p>
+      <w:pPr>
+        <w:rPr>
+          <w:b/>
+          <w:bCs/>
+          <w:sz w:val="36"/>
+          <w:szCs w:val="36"/>
+        </w:rPr>
+      </w:pPr>
+      <w:r>
+        <w:rPr>
+          <w:b/>
+          <w:bCs/>
+          <w:sz w:val="36"/>
+          <w:szCs w:val="36"/>
+        </w:rPr>
+        <w:t>Documentation Discoverability</w:t>
+      </w:r>
+    </w:p>
+    <w:p>
+      <w:pPr>
+        <w:pStyle w:val="ListParagraph"/>
+        <w:numPr>
+          <w:ilvl w:val="0"/>
+          <w:numId w:val="7"/>
+        </w:numPr>
+      </w:pPr>
+      <w:hyperlink r:id="rId24" w:history="1">
+        <w:r>
+          <w:rPr>
+            <w:rStyle w:val="Hyperlink"/>
+            <w:i/>
+            <w:iCs/>
+          </w:rPr>
+          <w:t>Documentation</w:t>
+        </w:r>
+      </w:hyperlink>
+      <w:r>
+        <w:rPr>
+          <w:i/>
+          <w:iCs/>
+        </w:rPr>
+        <w:t xml:space="preserve"> </w:t>
+      </w:r>
+      <w:r>
+        <w:t xml:space="preserve">was reviewed as part of validation. The </w:t>
+      </w:r>
+      <w:proofErr w:type="spellStart"/>
+      <w:r>
+        <w:t>QuickGrid</w:t>
+      </w:r>
+      <w:proofErr w:type="spellEnd"/>
+      <w:r>
+        <w:t xml:space="preserve"> documentation describes the query-parameter customization feature and explains how prefixes can be used to avoid conflicts when multiple </w:t>
+      </w:r>
+      <w:proofErr w:type="spellStart"/>
+      <w:r>
+        <w:t>QuickGrid</w:t>
+      </w:r>
+      <w:proofErr w:type="spellEnd"/>
+      <w:r>
+        <w:t xml:space="preserve"> instances are present on a page. This makes the overall capability discoverable for developers investigating shared paging or sorting state between grids. </w:t>
+      </w:r>
+    </w:p>
+    <w:p>
+      <w:pPr>
+        <w:pStyle w:val="ListParagraph"/>
+        <w:numPr>
+          <w:ilvl w:val="0"/>
+          <w:numId w:val="7"/>
+        </w:numPr>
+        <w:rPr>
+          <w:i/>
+          <w:iCs/>
+          <w:lang w:val="x-none"/>
+        </w:rPr>
+      </w:pPr>
+      <w:r>
+        <w:lastRenderedPageBreak/>
+        <w:t xml:space="preserve">However, the current documentation appears to reference </w:t>
+      </w:r>
+      <w:proofErr w:type="spellStart"/>
+      <w:r>
+        <w:t>QueryParameterNamePrefix</w:t>
+      </w:r>
+      <w:proofErr w:type="spellEnd"/>
+      <w:r>
+        <w:t xml:space="preserve">, while the validated .NET 11 implementation uses </w:t>
+      </w:r>
+      <w:proofErr w:type="spellStart"/>
+      <w:r>
+        <w:t>QueryParameterNameOptions</w:t>
+      </w:r>
+      <w:proofErr w:type="spellEnd"/>
+      <w:r>
+        <w:t xml:space="preserve">. As a result, the documentation may not fully reflect the current API surface introduced by the </w:t>
+      </w:r>
+      <w:proofErr w:type="spellStart"/>
+      <w:r>
+        <w:t>QuickGrid</w:t>
+      </w:r>
+      <w:proofErr w:type="spellEnd"/>
+      <w:r>
+        <w:t xml:space="preserve"> query parameter naming changes. </w:t>
+      </w:r>
+      <w:r>
+        <w:rPr>
+          <w:i/>
+          <w:iCs/>
+        </w:rPr>
+        <w:t xml:space="preserve">[PR reference: </w:t>
+      </w:r>
+      <w:hyperlink r:id="rId25" w:history="1">
+        <w:r>
+          <w:rPr>
+            <w:rStyle w:val="Hyperlink"/>
+            <w:i/>
+            <w:iCs/>
+            <w:lang w:val="x-none"/>
+          </w:rPr>
+          <w:t xml:space="preserve">Fix API for </w:t>
+        </w:r>
+        <w:proofErr w:type="spellStart"/>
+        <w:r>
+          <w:rPr>
+            <w:rStyle w:val="Hyperlink"/>
+            <w:i/>
+            <w:iCs/>
+            <w:lang w:val="x-none"/>
+          </w:rPr>
+          <w:t>QuickGrid</w:t>
+        </w:r>
+        <w:proofErr w:type="spellEnd"/>
+        <w:r>
+          <w:rPr>
+            <w:rStyle w:val="Hyperlink"/>
+            <w:i/>
+            <w:iCs/>
+            <w:lang w:val="x-none"/>
+          </w:rPr>
+          <w:t xml:space="preserve"> by </w:t>
+        </w:r>
+        <w:proofErr w:type="spellStart"/>
+        <w:r>
+          <w:rPr>
+            <w:rStyle w:val="Hyperlink"/>
+            <w:i/>
+            <w:iCs/>
+            <w:lang w:val="x-none"/>
+          </w:rPr>
+          <w:t>dariatiurina</w:t>
+        </w:r>
+        <w:proofErr w:type="spellEnd"/>
+        <w:r>
+          <w:rPr>
+            <w:rStyle w:val="Hyperlink"/>
+            <w:i/>
+            <w:iCs/>
+            <w:lang w:val="x-none"/>
+          </w:rPr>
+          <w:t xml:space="preserve"> · Pull Request #67733 · dotnet/</w:t>
+        </w:r>
+        <w:proofErr w:type="spellStart"/>
+        <w:r>
+          <w:rPr>
+            <w:rStyle w:val="Hyperlink"/>
+            <w:i/>
+            <w:iCs/>
+            <w:lang w:val="x-none"/>
+          </w:rPr>
+          <w:t>aspnetcore</w:t>
+        </w:r>
+        <w:proofErr w:type="spellEnd"/>
+      </w:hyperlink>
+      <w:r>
+        <w:rPr>
+          <w:i/>
+          <w:iCs/>
+        </w:rPr>
+        <w:t>]</w:t>
+      </w:r>
+    </w:p>
+    <w:p>
+      <w:pPr>
+        <w:pStyle w:val="ListParagraph"/>
+        <w:numPr>
+          <w:ilvl w:val="0"/>
+          <w:numId w:val="7"/>
+        </w:numPr>
+        <w:rPr>
+          <w:lang w:val="x-none"/>
+        </w:rPr>
+      </w:pPr>
+      <w:r>
+        <w:t xml:space="preserve">The </w:t>
+      </w:r>
+      <w:r>
+        <w:t>feature is discoverable, but the documentation could be updated to align with the current API and provide more scenario-based guidance.</w:t>
+      </w:r>
+    </w:p>
+    <w:p>
+      <w:pPr>
+        <w:pStyle w:val="ListParagraph"/>
+        <w:rPr>
+          <w:lang w:val="x-none"/>
+        </w:rPr>
+      </w:pPr>
+    </w:p>
+    <w:p>
+      <w:pPr>
+        <w:rPr>
+          <w:lang w:val="x-none"/>
+        </w:rPr>
+      </w:pPr>
+      <w:r>
+        <w:rPr>
+          <w:lang w:val="x-none"/>
+        </w:rPr>
+        <w:drawing>
+          <wp:inline distT="0" distB="0" distL="0" distR="0" wp14:anchorId="7AAF2A76" wp14:editId="702C10CD">
+            <wp:extent cx="5943600" cy="2235200"/>
+            <wp:effectExtent l="0" t="0" r="0" b="0"/>
+            <wp:docPr id="648346390" name="Picture 1"/>
+            <wp:cNvGraphicFramePr>
+              <a:graphicFrameLocks xmlns:a="http://schemas.openxmlformats.org/drawingml/2006/main" noChangeAspect="1"/>
+            </wp:cNvGraphicFramePr>
+            <a:graphic xmlns:a="http://schemas.openxmlformats.org/drawingml/2006/main">
+              <a:graphicData uri="http://schemas.openxmlformats.org/drawingml/2006/picture">
+                <pic:pic xmlns:pic="http://schemas.openxmlformats.org/drawingml/2006/picture">
+                  <pic:nvPicPr>
+                    <pic:cNvPr id="648346390" name=""/>
+                    <pic:cNvPicPr/>
+                  </pic:nvPicPr>
+                  <pic:blipFill>
+                    <a:blip r:embed="rId26"/>
+                    <a:stretch>
+                      <a:fillRect/>
+                    </a:stretch>
+                  </pic:blipFill>
+                  <pic:spPr>
+                    <a:xfrm>
+                      <a:off x="0" y="0"/>
+                      <a:ext cx="5943600" cy="2235200"/>
+                    </a:xfrm>
+                    <a:prstGeom prst="rect">
+                      <a:avLst/>
+                    </a:prstGeom>
+                  </pic:spPr>
+                </pic:pic>
+              </a:graphicData>
+            </a:graphic>
+          </wp:inline>
+        </w:drawing>
+      </w:r>
+    </w:p>
+    <w:p>
+      <w:pPr>
+        <w:rPr>
+          <w:lang w:val="x-none"/>
+        </w:rPr>
+      </w:pPr>
+    </w:p>
     <w:p>
       <w:pPr>
         <w:rPr>
@@ -2444,6 +2798,155 @@
 <file path=word/numbering.xml><?xml version="1.0" encoding="utf-8"?>
 <w:numbering xmlns:wpc="http://schemas.microsoft.com/office/word/2010/wordprocessingCanvas" xmlns:cx="http://schemas.microsoft.com/office/drawing/2014/chartex" xmlns:cx1="http://schemas.microsoft.com/office/drawing/2015/9/8/chartex" xmlns:cx2="http://schemas.microsoft.com/office/drawing/2015/10/21/chartex" xmlns:cx3="http://schemas.microsoft.com/office/drawing/2016/5/9/chartex" xmlns:cx4="http://schemas.microsoft.com/office/drawing/2016/5/10/chartex" xmlns:cx5="http://schemas.microsoft.com/office/drawing/2016/5/11/chartex" xmlns:cx6="http://schemas.microsoft.com/office/drawing/2016/5/12/chartex" xmlns:cx7="http://schemas.microsoft.com/office/drawing/2016/5/13/chartex" xmlns:cx8="http://schemas.microsoft.com/office/drawing/2016/5/14/chartex" xmlns:mc="http://schemas.openxmlformats.org/markup-compatibility/2006" xmlns:aink="http://schemas.microsoft.com/office/drawing/2016/ink" xmlns:am3d="http://schemas.microsoft.com/office/drawing/2017/model3d" xmlns:o="urn:schemas-microsoft-com:office:office" xmlns:oel="http://schemas.microsoft.com/office/2019/extlst" xmlns:r="http://schemas.openxmlformats.org/officeDocument/2006/relationships" xmlns:m="http://schemas.openxmlformats.org/officeDocument/2006/math" xmlns:v="urn:schemas-microsoft-com:vml" xmlns:wp14="http://schemas.microsoft.com/office/word/2010/wordprocessingDrawing" xmlns:wp="http://schemas.openxmlformats.org/drawingml/2006/wordprocessingDrawing" xmlns:w10="urn:schemas-microsoft-com:office:word" xmlns:w="http://schemas.openxmlformats.org/wordprocessingml/2006/main" xmlns:w14="http://schemas.microsoft.com/office/word/2010/wordml" xmlns:w15="http://schemas.microsoft.com/office/word/2012/wordml" xmlns:w16cei="http://schemas.microsoft.com/office/word/2026/wordml/cei" xmlns:w16cex="http://schemas.microsoft.com/office/word/2018/wordml/cex" xmlns:w16cid="http://schemas.microsoft.com/office/word/2016/wordml/cid" xmlns:w16="http://schemas.microsoft.com/office/word/2018/wordml" xmlns:w16du="http://schemas.microsoft.com/office/word/2023/wordml/word16du" xmlns:w16sdtdh="http://schemas.microsoft.com/office/word/2020/wordml/sdtdatahash" xmlns:w16sdtfl="http://schemas.microsoft.com/office/word/2024/wordml/sdtformatlock" xmlns:w16se="http://schemas.microsoft.com/office/word/2015/wordml/symex" xmlns:wpg="http://schemas.microsoft.com/office/word/2010/wordprocessingGroup" xmlns:wpi="http://schemas.microsoft.com/office/word/2010/wordprocessingInk" xmlns:wne="http://schemas.microsoft.com/office/word/2006/wordml" xmlns:wps="http://schemas.microsoft.com/office/word/2010/wordprocessingShape" mc:Ignorable="w14 w15 w16se w16cid w16 w16cex w16sdtdh w16sdtfl w16du wp14">
   <w:abstractNum w:abstractNumId="0" w15:restartNumberingAfterBreak="0">
+    <w:nsid w:val="00660467"/>
+    <w:multiLevelType w:val="multilevel"/>
+    <w:tmpl w:val="182CBD62"/>
+    <w:lvl w:ilvl="0">
+      <w:start w:val="1"/>
+      <w:numFmt w:val="bullet"/>
+      <w:lvlText w:val=""/>
+      <w:lvlJc w:val="left"/>
+      <w:pPr>
+        <w:tabs>
+          <w:tab w:val="num" w:pos="720"/>
+        </w:tabs>
+        <w:ind w:left="720" w:hanging="360"/>
+      </w:pPr>
+      <w:rPr>
+        <w:rFonts w:ascii="Symbol" w:hAnsi="Symbol" w:hint="default"/>
+        <w:sz w:val="20"/>
+      </w:rPr>
+    </w:lvl>
+    <w:lvl w:ilvl="1" w:tentative="1">
+      <w:start w:val="1"/>
+      <w:numFmt w:val="bullet"/>
+      <w:lvlText w:val="o"/>
+      <w:lvlJc w:val="left"/>
+      <w:pPr>
+        <w:tabs>
+          <w:tab w:val="num" w:pos="1440"/>
+        </w:tabs>
+        <w:ind w:left="1440" w:hanging="360"/>
+      </w:pPr>
+      <w:rPr>
+        <w:rFonts w:ascii="Courier New" w:hAnsi="Courier New" w:hint="default"/>
+        <w:sz w:val="20"/>
+      </w:rPr>
+    </w:lvl>
+    <w:lvl w:ilvl="2" w:tentative="1">
+      <w:start w:val="1"/>
+      <w:numFmt w:val="bullet"/>
+      <w:lvlText w:val=""/>
+      <w:lvlJc w:val="left"/>
+      <w:pPr>
+        <w:tabs>
+          <w:tab w:val="num" w:pos="2160"/>
+        </w:tabs>
+        <w:ind w:left="2160" w:hanging="360"/>
+      </w:pPr>
+      <w:rPr>
+        <w:rFonts w:ascii="Wingdings" w:hAnsi="Wingdings" w:hint="default"/>
+        <w:sz w:val="20"/>
+      </w:rPr>
+    </w:lvl>
+    <w:lvl w:ilvl="3" w:tentative="1">
+      <w:start w:val="1"/>
+      <w:numFmt w:val="bullet"/>
+      <w:lvlText w:val=""/>
+      <w:lvlJc w:val="left"/>
+      <w:pPr>
+        <w:tabs>
+          <w:tab w:val="num" w:pos="2880"/>
+        </w:tabs>
+        <w:ind w:left="2880" w:hanging="360"/>
+      </w:pPr>
+      <w:rPr>
+        <w:rFonts w:ascii="Wingdings" w:hAnsi="Wingdings" w:hint="default"/>
+        <w:sz w:val="20"/>
+      </w:rPr>
+    </w:lvl>
+    <w:lvl w:ilvl="4" w:tentative="1">
+      <w:start w:val="1"/>
+      <w:numFmt w:val="bullet"/>
+      <w:lvlText w:val=""/>
+      <w:lvlJc w:val="left"/>
+      <w:pPr>
+        <w:tabs>
+          <w:tab w:val="num" w:pos="3600"/>
+        </w:tabs>
+        <w:ind w:left="3600" w:hanging="360"/>
+      </w:pPr>
+      <w:rPr>
+        <w:rFonts w:ascii="Wingdings" w:hAnsi="Wingdings" w:hint="default"/>
+        <w:sz w:val="20"/>
+      </w:rPr>
+    </w:lvl>
+    <w:lvl w:ilvl="5" w:tentative="1">
+      <w:start w:val="1"/>
+      <w:numFmt w:val="bullet"/>
+      <w:lvlText w:val=""/>
+      <w:lvlJc w:val="left"/>
+      <w:pPr>
+        <w:tabs>
+          <w:tab w:val="num" w:pos="4320"/>
+        </w:tabs>
+        <w:ind w:left="4320" w:hanging="360"/>
+      </w:pPr>
+      <w:rPr>
+        <w:rFonts w:ascii="Wingdings" w:hAnsi="Wingdings" w:hint="default"/>
+        <w:sz w:val="20"/>
+      </w:rPr>
+    </w:lvl>
+    <w:lvl w:ilvl="6" w:tentative="1">
+      <w:start w:val="1"/>
+      <w:numFmt w:val="bullet"/>
+      <w:lvlText w:val=""/>
+      <w:lvlJc w:val="left"/>
+      <w:pPr>
+        <w:tabs>
+          <w:tab w:val="num" w:pos="5040"/>
+        </w:tabs>
+        <w:ind w:left="5040" w:hanging="360"/>
+      </w:pPr>
+      <w:rPr>
+        <w:rFonts w:ascii="Wingdings" w:hAnsi="Wingdings" w:hint="default"/>
+        <w:sz w:val="20"/>
+      </w:rPr>
+    </w:lvl>
+    <w:lvl w:ilvl="7" w:tentative="1">
+      <w:start w:val="1"/>
+      <w:numFmt w:val="bullet"/>
+      <w:lvlText w:val=""/>
+      <w:lvlJc w:val="left"/>
+      <w:pPr>
+        <w:tabs>
+          <w:tab w:val="num" w:pos="5760"/>
+        </w:tabs>
+        <w:ind w:left="5760" w:hanging="360"/>
+      </w:pPr>
+      <w:rPr>
+        <w:rFonts w:ascii="Wingdings" w:hAnsi="Wingdings" w:hint="default"/>
+        <w:sz w:val="20"/>
+      </w:rPr>
+    </w:lvl>
+    <w:lvl w:ilvl="8" w:tentative="1">
+      <w:start w:val="1"/>
+      <w:numFmt w:val="bullet"/>
+      <w:lvlText w:val=""/>
+      <w:lvlJc w:val="left"/>
+      <w:pPr>
+        <w:tabs>
+          <w:tab w:val="num" w:pos="6480"/>
+        </w:tabs>
+        <w:ind w:left="6480" w:hanging="360"/>
+      </w:pPr>
+      <w:rPr>
+        <w:rFonts w:ascii="Wingdings" w:hAnsi="Wingdings" w:hint="default"/>
+        <w:sz w:val="20"/>
+      </w:rPr>
+    </w:lvl>
+  </w:abstractNum>
+  <w:abstractNum w:abstractNumId="1" w15:restartNumberingAfterBreak="0">
     <w:nsid w:val="0A185C58"/>
     <w:multiLevelType w:val="multilevel"/>
     <w:tmpl w:val="AB3C8D48"/>
@@ -2592,7 +3095,7 @@
       </w:rPr>
     </w:lvl>
   </w:abstractNum>
-  <w:abstractNum w:abstractNumId="1" w15:restartNumberingAfterBreak="0">
+  <w:abstractNum w:abstractNumId="2" w15:restartNumberingAfterBreak="0">
     <w:nsid w:val="1CF21C26"/>
     <w:multiLevelType w:val="multilevel"/>
     <w:tmpl w:val="40AECE30"/>
@@ -2741,7 +3244,120 @@
       </w:rPr>
     </w:lvl>
   </w:abstractNum>
-  <w:abstractNum w:abstractNumId="2" w15:restartNumberingAfterBreak="0">
+  <w:abstractNum w:abstractNumId="3" w15:restartNumberingAfterBreak="0">
+    <w:nsid w:val="2A4A1996"/>
+    <w:multiLevelType w:val="hybridMultilevel"/>
+    <w:tmpl w:val="81E6E976"/>
+    <w:lvl w:ilvl="0" w:tplc="04090001">
+      <w:start w:val="1"/>
+      <w:numFmt w:val="bullet"/>
+      <w:lvlText w:val=""/>
+      <w:lvlJc w:val="left"/>
+      <w:pPr>
+        <w:ind w:left="720" w:hanging="360"/>
+      </w:pPr>
+      <w:rPr>
+        <w:rFonts w:ascii="Symbol" w:hAnsi="Symbol" w:hint="default"/>
+      </w:rPr>
+    </w:lvl>
+    <w:lvl w:ilvl="1" w:tplc="04090003" w:tentative="1">
+      <w:start w:val="1"/>
+      <w:numFmt w:val="bullet"/>
+      <w:lvlText w:val="o"/>
+      <w:lvlJc w:val="left"/>
+      <w:pPr>
+        <w:ind w:left="1440" w:hanging="360"/>
+      </w:pPr>
+      <w:rPr>
+        <w:rFonts w:ascii="Courier New" w:hAnsi="Courier New" w:cs="Courier New" w:hint="default"/>
+      </w:rPr>
+    </w:lvl>
+    <w:lvl w:ilvl="2" w:tplc="04090005" w:tentative="1">
+      <w:start w:val="1"/>
+      <w:numFmt w:val="bullet"/>
+      <w:lvlText w:val=""/>
+      <w:lvlJc w:val="left"/>
+      <w:pPr>
+        <w:ind w:left="2160" w:hanging="360"/>
+      </w:pPr>
+      <w:rPr>
+        <w:rFonts w:ascii="Wingdings" w:hAnsi="Wingdings" w:hint="default"/>
+      </w:rPr>
+    </w:lvl>
+    <w:lvl w:ilvl="3" w:tplc="04090001" w:tentative="1">
+      <w:start w:val="1"/>
+      <w:numFmt w:val="bullet"/>
+      <w:lvlText w:val=""/>
+      <w:lvlJc w:val="left"/>
+      <w:pPr>
+        <w:ind w:left="2880" w:hanging="360"/>
+      </w:pPr>
+      <w:rPr>
+        <w:rFonts w:ascii="Symbol" w:hAnsi="Symbol" w:hint="default"/>
+      </w:rPr>
+    </w:lvl>
+    <w:lvl w:ilvl="4" w:tplc="04090003" w:tentative="1">
+      <w:start w:val="1"/>
+      <w:numFmt w:val="bullet"/>
+      <w:lvlText w:val="o"/>
+      <w:lvlJc w:val="left"/>
+      <w:pPr>
+        <w:ind w:left="3600" w:hanging="360"/>
+      </w:pPr>
+      <w:rPr>
+        <w:rFonts w:ascii="Courier New" w:hAnsi="Courier New" w:cs="Courier New" w:hint="default"/>
+      </w:rPr>
+    </w:lvl>
+    <w:lvl w:ilvl="5" w:tplc="04090005" w:tentative="1">
+      <w:start w:val="1"/>
+      <w:numFmt w:val="bullet"/>
+      <w:lvlText w:val=""/>
+      <w:lvlJc w:val="left"/>
+      <w:pPr>
+        <w:ind w:left="4320" w:hanging="360"/>
+      </w:pPr>
+      <w:rPr>
+        <w:rFonts w:ascii="Wingdings" w:hAnsi="Wingdings" w:hint="default"/>
+      </w:rPr>
+    </w:lvl>
+    <w:lvl w:ilvl="6" w:tplc="04090001" w:tentative="1">
+      <w:start w:val="1"/>
+      <w:numFmt w:val="bullet"/>
+      <w:lvlText w:val=""/>
+      <w:lvlJc w:val="left"/>
+      <w:pPr>
+        <w:ind w:left="5040" w:hanging="360"/>
+      </w:pPr>
+      <w:rPr>
+        <w:rFonts w:ascii="Symbol" w:hAnsi="Symbol" w:hint="default"/>
+      </w:rPr>
+    </w:lvl>
+    <w:lvl w:ilvl="7" w:tplc="04090003" w:tentative="1">
+      <w:start w:val="1"/>
+      <w:numFmt w:val="bullet"/>
+      <w:lvlText w:val="o"/>
+      <w:lvlJc w:val="left"/>
+      <w:pPr>
+        <w:ind w:left="5760" w:hanging="360"/>
+      </w:pPr>
+      <w:rPr>
+        <w:rFonts w:ascii="Courier New" w:hAnsi="Courier New" w:cs="Courier New" w:hint="default"/>
+      </w:rPr>
+    </w:lvl>
+    <w:lvl w:ilvl="8" w:tplc="04090005" w:tentative="1">
+      <w:start w:val="1"/>
+      <w:numFmt w:val="bullet"/>
+      <w:lvlText w:val=""/>
+      <w:lvlJc w:val="left"/>
+      <w:pPr>
+        <w:ind w:left="6480" w:hanging="360"/>
+      </w:pPr>
+      <w:rPr>
+        <w:rFonts w:ascii="Wingdings" w:hAnsi="Wingdings" w:hint="default"/>
+      </w:rPr>
+    </w:lvl>
+  </w:abstractNum>
+  <w:abstractNum w:abstractNumId="4" w15:restartNumberingAfterBreak="0">
     <w:nsid w:val="3EDD5813"/>
     <w:multiLevelType w:val="hybridMultilevel"/>
     <w:tmpl w:val="5254D092"/>
@@ -2827,7 +3443,7 @@
       </w:pPr>
     </w:lvl>
   </w:abstractNum>
-  <w:abstractNum w:abstractNumId="3" w15:restartNumberingAfterBreak="0">
+  <w:abstractNum w:abstractNumId="5" w15:restartNumberingAfterBreak="0">
     <w:nsid w:val="752D2234"/>
     <w:multiLevelType w:val="multilevel"/>
     <w:tmpl w:val="DC4E5200"/>
@@ -2976,7 +3592,7 @@
       </w:rPr>
     </w:lvl>
   </w:abstractNum>
-  <w:abstractNum w:abstractNumId="4" w15:restartNumberingAfterBreak="0">
+  <w:abstractNum w:abstractNumId="6" w15:restartNumberingAfterBreak="0">
     <w:nsid w:val="7F583735"/>
     <w:multiLevelType w:val="multilevel"/>
     <w:tmpl w:val="58345F60"/>
@@ -3126,19 +3742,25 @@
     </w:lvl>
   </w:abstractNum>
   <w:num w:numId="1" w16cid:durableId="835611551">
+    <w:abstractNumId w:val="6"/>
+  </w:num>
+  <w:num w:numId="2" w16cid:durableId="463349909">
+    <w:abstractNumId w:val="5"/>
+  </w:num>
+  <w:num w:numId="3" w16cid:durableId="1174078290">
+    <w:abstractNumId w:val="1"/>
+  </w:num>
+  <w:num w:numId="4" w16cid:durableId="1209800424">
+    <w:abstractNumId w:val="2"/>
+  </w:num>
+  <w:num w:numId="5" w16cid:durableId="1908607681">
     <w:abstractNumId w:val="4"/>
   </w:num>
-  <w:num w:numId="2" w16cid:durableId="463349909">
-    <w:abstractNumId w:val="3"/>
-  </w:num>
-  <w:num w:numId="3" w16cid:durableId="1174078290">
+  <w:num w:numId="6" w16cid:durableId="2250458">
     <w:abstractNumId w:val="0"/>
   </w:num>
-  <w:num w:numId="4" w16cid:durableId="1209800424">
-    <w:abstractNumId w:val="1"/>
-  </w:num>
-  <w:num w:numId="5" w16cid:durableId="1908607681">
-    <w:abstractNumId w:val="2"/>
+  <w:num w:numId="7" w16cid:durableId="1862235134">
+    <w:abstractNumId w:val="3"/>
   </w:num>
 </w:numbering>
 </file>
@@ -4101,6 +4723,17 @@
       </w:tblBorders>
     </w:tblPr>
   </w:style>
+  <w:style w:type="paragraph" w:styleId="NormalWeb">
+    <w:name w:val="Normal (Web)"/>
+    <w:basedOn w:val="Normal"/>
+    <w:uiPriority w:val="99"/>
+    <w:semiHidden/>
+    <w:unhideWhenUsed/>
+    <w:rsid w:val="00E941A5"/>
+    <w:rPr>
+      <w:rFonts w:ascii="Times New Roman" w:hAnsi="Times New Roman" w:cs="Times New Roman"/>
+    </w:rPr>
+  </w:style>
 </w:styles>
 </file>
 

--- a/Evidence/QuickGrid Query Parameter Names.docx
+++ b/Evidence/QuickGrid Query Parameter Names.docx
@@ -1,19 +1,14 @@
 
 <file path=word/document.xml><?xml version="1.0" encoding="utf-8"?>
-<w:document xmlns:wpc="http://schemas.microsoft.com/office/word/2010/wordprocessingCanvas" xmlns:cx="http://schemas.microsoft.com/office/drawing/2014/chartex" xmlns:cx1="http://schemas.microsoft.com/office/drawing/2015/9/8/chartex" xmlns:cx2="http://schemas.microsoft.com/office/drawing/2015/10/21/chartex" xmlns:cx3="http://schemas.microsoft.com/office/drawing/2016/5/9/chartex" xmlns:cx4="http://schemas.microsoft.com/office/drawing/2016/5/10/chartex" xmlns:cx5="http://schemas.microsoft.com/office/drawing/2016/5/11/chartex" xmlns:cx6="http://schemas.microsoft.com/office/drawing/2016/5/12/chartex" xmlns:cx7="http://schemas.microsoft.com/office/drawing/2016/5/13/chartex" xmlns:cx8="http://schemas.microsoft.com/office/drawing/2016/5/14/chartex" xmlns:mc="http://schemas.openxmlformats.org/markup-compatibility/2006" xmlns:aink="http://schemas.microsoft.com/office/drawing/2016/ink" xmlns:am3d="http://schemas.microsoft.com/office/drawing/2017/model3d" xmlns:o="urn:schemas-microsoft-com:office:office" xmlns:oel="http://schemas.microsoft.com/office/2019/extlst" xmlns:r="http://schemas.openxmlformats.org/officeDocument/2006/relationships" xmlns:m="http://schemas.openxmlformats.org/officeDocument/2006/math" xmlns:v="urn:schemas-microsoft-com:vml" xmlns:wp14="http://schemas.microsoft.com/office/word/2010/wordprocessingDrawing" xmlns:wp="http://schemas.openxmlformats.org/drawingml/2006/wordprocessingDrawing" xmlns:w10="urn:schemas-microsoft-com:office:word" xmlns:w="http://schemas.openxmlformats.org/wordprocessingml/2006/main" xmlns:w14="http://schemas.microsoft.com/office/word/2010/wordml" xmlns:w15="http://schemas.microsoft.com/office/word/2012/wordml" xmlns:w16cei="http://schemas.microsoft.com/office/word/2026/wordml/cei" xmlns:w16cex="http://schemas.microsoft.com/office/word/2018/wordml/cex" xmlns:w16cid="http://schemas.microsoft.com/office/word/2016/wordml/cid" xmlns:w16="http://schemas.microsoft.com/office/word/2018/wordml" xmlns:w16du="http://schemas.microsoft.com/office/word/2023/wordml/word16du" xmlns:w16sdtdh="http://schemas.microsoft.com/office/word/2020/wordml/sdtdatahash" xmlns:w16sdtfl="http://schemas.microsoft.com/office/word/2024/wordml/sdtformatlock" xmlns:w16se="http://schemas.microsoft.com/office/word/2015/wordml/symex" xmlns:wpg="http://schemas.microsoft.com/office/word/2010/wordprocessingGroup" xmlns:wpi="http://schemas.microsoft.com/office/word/2010/wordprocessingInk" xmlns:wne="http://schemas.microsoft.com/office/word/2006/wordml" xmlns:wps="http://schemas.microsoft.com/office/word/2010/wordprocessingShape" mc:Ignorable="w14 w15 w16se w16cid w16 w16cex w16sdtdh w16sdtfl w16du wp14">
+<w:document xmlns:wpc="http://schemas.microsoft.com/office/word/2010/wordprocessingCanvas" xmlns:cx="http://schemas.microsoft.com/office/drawing/2014/chartex" xmlns:cx1="http://schemas.microsoft.com/office/drawing/2015/9/8/chartex" xmlns:cx2="http://schemas.microsoft.com/office/drawing/2015/10/21/chartex" xmlns:cx3="http://schemas.microsoft.com/office/drawing/2016/5/9/chartex" xmlns:cx4="http://schemas.microsoft.com/office/drawing/2016/5/10/chartex" xmlns:cx5="http://schemas.microsoft.com/office/drawing/2016/5/11/chartex" xmlns:cx6="http://schemas.microsoft.com/office/drawing/2016/5/12/chartex" xmlns:cx7="http://schemas.microsoft.com/office/drawing/2016/5/13/chartex" xmlns:cx8="http://schemas.microsoft.com/office/drawing/2016/5/14/chartex" xmlns:mc="http://schemas.openxmlformats.org/markup-compatibility/2006" xmlns:aink="http://schemas.microsoft.com/office/drawing/2016/ink" xmlns:am3d="http://schemas.microsoft.com/office/drawing/2017/model3d" xmlns:o="urn:schemas-microsoft-com:office:office" xmlns:oel="http://schemas.microsoft.com/office/2019/extlst" xmlns:r="http://schemas.openxmlformats.org/officeDocument/2006/relationships" xmlns:m="http://schemas.openxmlformats.org/officeDocument/2006/math" xmlns:v="urn:schemas-microsoft-com:vml" xmlns:wp14="http://schemas.microsoft.com/office/word/2010/wordprocessingDrawing" xmlns:wp="http://schemas.openxmlformats.org/drawingml/2006/wordprocessingDrawing" xmlns:w10="urn:schemas-microsoft-com:office:word" xmlns:w="http://schemas.openxmlformats.org/wordprocessingml/2006/main" xmlns:w14="http://schemas.microsoft.com/office/word/2010/wordml" xmlns:w15="http://schemas.microsoft.com/office/word/2012/wordml" xmlns:w16cex="http://schemas.microsoft.com/office/word/2018/wordml/cex" xmlns:w16cid="http://schemas.microsoft.com/office/word/2016/wordml/cid" xmlns:w16="http://schemas.microsoft.com/office/word/2018/wordml" xmlns:w16du="http://schemas.microsoft.com/office/word/2023/wordml/word16du" xmlns:w16sdtdh="http://schemas.microsoft.com/office/word/2020/wordml/sdtdatahash" xmlns:w16sdtfl="http://schemas.microsoft.com/office/word/2024/wordml/sdtformatlock" xmlns:w16se="http://schemas.microsoft.com/office/word/2015/wordml/symex" xmlns:wpg="http://schemas.microsoft.com/office/word/2010/wordprocessingGroup" xmlns:wpi="http://schemas.microsoft.com/office/word/2010/wordprocessingInk" xmlns:wne="http://schemas.microsoft.com/office/word/2006/wordml" xmlns:wps="http://schemas.microsoft.com/office/word/2010/wordprocessingShape" mc:Ignorable="w14 w15 w16se w16cid w16 w16cex w16sdtdh w16sdtfl w16du wp14">
   <w:body>
     <w:p>
       <w:pPr>
         <w:pStyle w:val="Heading1"/>
         <w:jc w:val="center"/>
       </w:pPr>
-      <w:proofErr w:type="spellStart"/>
-      <w:r>
-        <w:t>QuickGrid</w:t>
-      </w:r>
-      <w:proofErr w:type="spellEnd"/>
-      <w:r>
-        <w:t xml:space="preserve"> Query Parameter Names</w:t>
+      <w:r>
+        <w:t>QuickGrid Query Parameter Names</w:t>
       </w:r>
     </w:p>
     <w:p>
@@ -50,7 +45,7 @@
         <w:t>Build tested:</w:t>
       </w:r>
       <w:r>
-        <w:t xml:space="preserve"> .NET 11.0.100-rc.1.26425.128</w:t>
+        <w:t xml:space="preserve"> .NET 11.0.0-rc.1.26425.128</w:t>
       </w:r>
     </w:p>
     <w:p>
@@ -125,28 +120,12 @@
         <w:t xml:space="preserve"> </w:t>
       </w:r>
       <w:hyperlink r:id="rId5" w:history="1">
-        <w:proofErr w:type="spellStart"/>
         <w:r>
           <w:rPr>
             <w:rStyle w:val="Hyperlink"/>
           </w:rPr>
-          <w:t>BrundhaVelusamy</w:t>
+          <w:t>BrundhaVelusamy/QuickGridQueryParameterNamesTesting</w:t>
         </w:r>
-        <w:proofErr w:type="spellEnd"/>
-        <w:r>
-          <w:rPr>
-            <w:rStyle w:val="Hyperlink"/>
-          </w:rPr>
-          <w:t>/</w:t>
-        </w:r>
-        <w:proofErr w:type="spellStart"/>
-        <w:r>
-          <w:rPr>
-            <w:rStyle w:val="Hyperlink"/>
-          </w:rPr>
-          <w:t>QuickGridQueryParameterNamesTesting</w:t>
-        </w:r>
-        <w:proofErr w:type="spellEnd"/>
       </w:hyperlink>
     </w:p>
     <w:p>
@@ -168,6 +147,60 @@
       </w:r>
     </w:p>
     <w:p/>
+    <w:p>
+      <w:pPr>
+        <w:rPr>
+          <w:b/>
+          <w:bCs/>
+          <w:sz w:val="32"/>
+          <w:szCs w:val="32"/>
+        </w:rPr>
+      </w:pPr>
+      <w:r>
+        <w:rPr>
+          <w:b/>
+          <w:bCs/>
+          <w:sz w:val="32"/>
+          <w:szCs w:val="32"/>
+        </w:rPr>
+        <w:t>Validation Methodology</w:t>
+      </w:r>
+    </w:p>
+    <w:p>
+      <w:pPr>
+        <w:pStyle w:val="ListParagraph"/>
+        <w:numPr>
+          <w:ilvl w:val="0"/>
+          <w:numId w:val="10"/>
+        </w:numPr>
+      </w:pPr>
+      <w:r>
+        <w:t xml:space="preserve">This validation was performed manually through browser-based testing in Static SSR and Interactive Server </w:t>
+      </w:r>
+      <w:r>
+        <w:t>applications</w:t>
+      </w:r>
+      <w:r>
+        <w:t>.</w:t>
+      </w:r>
+    </w:p>
+    <w:p>
+      <w:pPr>
+        <w:pStyle w:val="ListParagraph"/>
+        <w:numPr>
+          <w:ilvl w:val="0"/>
+          <w:numId w:val="10"/>
+        </w:numPr>
+      </w:pPr>
+      <w:r>
+        <w:t>Each scenario was executed and verified using the evidence artifacts listed in the Evidence section.</w:t>
+      </w:r>
+    </w:p>
+    <w:p>
+      <w:pPr>
+        <w:pStyle w:val="ListParagraph"/>
+      </w:pPr>
+    </w:p>
     <w:p>
       <w:pPr>
         <w:rPr>
@@ -346,15 +379,7 @@
               <w:spacing w:after="160" w:line="278" w:lineRule="auto"/>
             </w:pPr>
             <w:r>
-              <w:t xml:space="preserve">Application loaded successfully and </w:t>
-            </w:r>
-            <w:proofErr w:type="spellStart"/>
-            <w:r>
-              <w:t>QuickGrid</w:t>
-            </w:r>
-            <w:proofErr w:type="spellEnd"/>
-            <w:r>
-              <w:t xml:space="preserve"> rendered correctly.</w:t>
+              <w:t>Application loaded successfully and QuickGrid rendered correctly.</w:t>
             </w:r>
           </w:p>
         </w:tc>
@@ -412,15 +437,7 @@
               <w:spacing w:after="160" w:line="278" w:lineRule="auto"/>
             </w:pPr>
             <w:r>
-              <w:t xml:space="preserve">Application loaded successfully and </w:t>
-            </w:r>
-            <w:proofErr w:type="spellStart"/>
-            <w:r>
-              <w:t>QuickGrid</w:t>
-            </w:r>
-            <w:proofErr w:type="spellEnd"/>
-            <w:r>
-              <w:t xml:space="preserve"> rendered correctly.</w:t>
+              <w:t>Application loaded successfully and QuickGrid rendered correctly.</w:t>
             </w:r>
           </w:p>
         </w:tc>
@@ -450,15 +467,7 @@
               <w:spacing w:after="160" w:line="278" w:lineRule="auto"/>
             </w:pPr>
             <w:r>
-              <w:t xml:space="preserve">Two </w:t>
-            </w:r>
-            <w:proofErr w:type="spellStart"/>
-            <w:r>
-              <w:t>QuickGrid</w:t>
-            </w:r>
-            <w:proofErr w:type="spellEnd"/>
-            <w:r>
-              <w:t xml:space="preserve"> instances using default parameter names</w:t>
+              <w:t>Two QuickGrid instances using default parameter names</w:t>
             </w:r>
           </w:p>
         </w:tc>
@@ -511,6 +520,7 @@
               <w:spacing w:after="160" w:line="278" w:lineRule="auto"/>
             </w:pPr>
             <w:r>
+              <w:lastRenderedPageBreak/>
               <w:t>4</w:t>
             </w:r>
           </w:p>
@@ -630,7 +640,6 @@
               <w:spacing w:after="160" w:line="278" w:lineRule="auto"/>
             </w:pPr>
             <w:r>
-              <w:lastRenderedPageBreak/>
               <w:t>6</w:t>
             </w:r>
           </w:p>
@@ -974,13 +983,8 @@
             <w:pPr>
               <w:spacing w:after="160" w:line="278" w:lineRule="auto"/>
             </w:pPr>
-            <w:proofErr w:type="spellStart"/>
-            <w:r>
-              <w:t>QuickGrid</w:t>
-            </w:r>
-            <w:proofErr w:type="spellEnd"/>
-            <w:r>
-              <w:t xml:space="preserve"> state was restored successfully after refresh.</w:t>
+            <w:r>
+              <w:t>QuickGrid state was restored successfully after refresh.</w:t>
             </w:r>
           </w:p>
         </w:tc>
@@ -1108,15 +1112,7 @@
               <w:spacing w:after="160" w:line="278" w:lineRule="auto"/>
             </w:pPr>
             <w:r>
-              <w:t xml:space="preserve">When </w:t>
-            </w:r>
-            <w:proofErr w:type="spellStart"/>
-            <w:r>
-              <w:t>QuickGrid</w:t>
-            </w:r>
-            <w:proofErr w:type="spellEnd"/>
-            <w:r>
-              <w:t xml:space="preserve"> used default query parameter names, the page-owned page and sort parameters shared state with the grid.</w:t>
+              <w:t>When QuickGrid used default query parameter names, the page-owned page and sort parameters shared state with the grid.</w:t>
             </w:r>
           </w:p>
         </w:tc>
@@ -1149,15 +1145,7 @@
               <w:spacing w:after="160" w:line="278" w:lineRule="auto"/>
             </w:pPr>
             <w:r>
-              <w:t xml:space="preserve">Move </w:t>
-            </w:r>
-            <w:proofErr w:type="spellStart"/>
-            <w:r>
-              <w:t>QuickGrid</w:t>
-            </w:r>
-            <w:proofErr w:type="spellEnd"/>
-            <w:r>
-              <w:t xml:space="preserve"> to custom parameter names on same page</w:t>
+              <w:t>Move QuickGrid to custom parameter names on same page</w:t>
             </w:r>
           </w:p>
         </w:tc>
@@ -1185,15 +1173,11 @@
               <w:spacing w:after="160" w:line="278" w:lineRule="auto"/>
             </w:pPr>
             <w:r>
-              <w:t xml:space="preserve">After moving </w:t>
-            </w:r>
-            <w:proofErr w:type="spellStart"/>
-            <w:r>
-              <w:t>QuickGrid</w:t>
-            </w:r>
-            <w:proofErr w:type="spellEnd"/>
-            <w:r>
-              <w:t xml:space="preserve"> to custom query parameter names, the page-owned page and sort values remained unchanged while grid paging and sorting continued to function correctly.</w:t>
+              <w:t xml:space="preserve">After moving QuickGrid to custom query parameter names, the page-owned page and sort values remained unchanged while </w:t>
+            </w:r>
+            <w:r>
+              <w:lastRenderedPageBreak/>
+              <w:t>grid paging and sorting continued to function correctly.</w:t>
             </w:r>
           </w:p>
         </w:tc>
@@ -1209,6 +1193,7 @@
               <w:spacing w:after="160" w:line="278" w:lineRule="auto"/>
             </w:pPr>
             <w:r>
+              <w:lastRenderedPageBreak/>
               <w:t>1</w:t>
             </w:r>
             <w:r>
@@ -1331,7 +1316,6 @@
               <w:spacing w:after="160" w:line="278" w:lineRule="auto"/>
             </w:pPr>
             <w:r>
-              <w:lastRenderedPageBreak/>
               <w:t>17</w:t>
             </w:r>
           </w:p>
@@ -1464,29 +1448,23 @@
         </w:rPr>
         <w:t>Evidence</w:t>
       </w:r>
-      <w:r>
-        <w:rPr>
-          <w:b/>
-          <w:bCs/>
-        </w:rPr>
-        <w:br/>
-      </w:r>
     </w:p>
     <w:tbl>
       <w:tblPr>
         <w:tblStyle w:val="TableGrid"/>
         <w:tblW w:w="0" w:type="auto"/>
+        <w:tblLayout w:type="fixed"/>
         <w:tblLook w:val="04A0" w:firstRow="1" w:lastRow="0" w:firstColumn="1" w:lastColumn="0" w:noHBand="0" w:noVBand="1"/>
       </w:tblPr>
       <w:tblGrid>
-        <w:gridCol w:w="2212"/>
-        <w:gridCol w:w="3569"/>
-        <w:gridCol w:w="3569"/>
+        <w:gridCol w:w="1975"/>
+        <w:gridCol w:w="3510"/>
+        <w:gridCol w:w="3865"/>
       </w:tblGrid>
       <w:tr>
         <w:tc>
           <w:tcPr>
-            <w:tcW w:w="2867" w:type="dxa"/>
+            <w:tcW w:w="1975" w:type="dxa"/>
             <w:hideMark/>
           </w:tcPr>
           <w:p>
@@ -1509,7 +1487,7 @@
         </w:tc>
         <w:tc>
           <w:tcPr>
-            <w:tcW w:w="3139" w:type="dxa"/>
+            <w:tcW w:w="3510" w:type="dxa"/>
             <w:hideMark/>
           </w:tcPr>
           <w:p>
@@ -1532,7 +1510,7 @@
         </w:tc>
         <w:tc>
           <w:tcPr>
-            <w:tcW w:w="3344" w:type="dxa"/>
+            <w:tcW w:w="3865" w:type="dxa"/>
             <w:hideMark/>
           </w:tcPr>
           <w:p>
@@ -1557,7 +1535,7 @@
       <w:tr>
         <w:tc>
           <w:tcPr>
-            <w:tcW w:w="2867" w:type="dxa"/>
+            <w:tcW w:w="1975" w:type="dxa"/>
             <w:hideMark/>
           </w:tcPr>
           <w:p>
@@ -1571,7 +1549,7 @@
         </w:tc>
         <w:tc>
           <w:tcPr>
-            <w:tcW w:w="3139" w:type="dxa"/>
+            <w:tcW w:w="3510" w:type="dxa"/>
             <w:hideMark/>
           </w:tcPr>
           <w:p>
@@ -1583,14 +1561,14 @@
                 <w:rPr>
                   <w:rStyle w:val="Hyperlink"/>
                 </w:rPr>
-                <w:t>SSR_DefaultCollision.mp4</w:t>
+                <w:t xml:space="preserve">QuickGridQueryParameterNamesTesting/Evidence/SSR/DefaultQueryNames_Collides.mp4 </w:t>
               </w:r>
             </w:hyperlink>
           </w:p>
         </w:tc>
         <w:tc>
           <w:tcPr>
-            <w:tcW w:w="3344" w:type="dxa"/>
+            <w:tcW w:w="3865" w:type="dxa"/>
             <w:hideMark/>
           </w:tcPr>
           <w:p>
@@ -1602,7 +1580,7 @@
                 <w:rPr>
                   <w:rStyle w:val="Hyperlink"/>
                 </w:rPr>
-                <w:t>Server_DefaultCollision.mp4</w:t>
+                <w:t xml:space="preserve">QuickGridQueryParameterNamesTesting/Evidence/Server/DefaultQueryNames_Collides.mp4 </w:t>
               </w:r>
             </w:hyperlink>
           </w:p>
@@ -1611,21 +1589,21 @@
       <w:tr>
         <w:tc>
           <w:tcPr>
-            <w:tcW w:w="2867" w:type="dxa"/>
-            <w:hideMark/>
-          </w:tcPr>
-          <w:p>
-            <w:pPr>
-              <w:spacing w:after="160" w:line="278" w:lineRule="auto"/>
-            </w:pPr>
-            <w:r>
-              <w:t>Independent Grid State Using Unique Prefixes</w:t>
-            </w:r>
-          </w:p>
-        </w:tc>
-        <w:tc>
-          <w:tcPr>
-            <w:tcW w:w="3139" w:type="dxa"/>
+            <w:tcW w:w="1975" w:type="dxa"/>
+            <w:hideMark/>
+          </w:tcPr>
+          <w:p>
+            <w:pPr>
+              <w:spacing w:after="160" w:line="278" w:lineRule="auto"/>
+            </w:pPr>
+            <w:r>
+              <w:t>Distinct Query names</w:t>
+            </w:r>
+          </w:p>
+        </w:tc>
+        <w:tc>
+          <w:tcPr>
+            <w:tcW w:w="3510" w:type="dxa"/>
             <w:hideMark/>
           </w:tcPr>
           <w:p>
@@ -1637,14 +1615,14 @@
                 <w:rPr>
                   <w:rStyle w:val="Hyperlink"/>
                 </w:rPr>
-                <w:t>SSR_UniqueNames.mp4</w:t>
+                <w:t xml:space="preserve">QuickGridQueryParameterNamesTesting/Evidence/SSR/DistinctCustomQueryNames.mp4 </w:t>
               </w:r>
             </w:hyperlink>
           </w:p>
         </w:tc>
         <w:tc>
           <w:tcPr>
-            <w:tcW w:w="3344" w:type="dxa"/>
+            <w:tcW w:w="3865" w:type="dxa"/>
             <w:hideMark/>
           </w:tcPr>
           <w:p>
@@ -1656,7 +1634,7 @@
                 <w:rPr>
                   <w:rStyle w:val="Hyperlink"/>
                 </w:rPr>
-                <w:t>Server_UniqueNames.mp4</w:t>
+                <w:t xml:space="preserve">QuickGridQueryParameterNamesTesting/Evidence/Server/DistinctCustomQueryNames.mp4 </w:t>
               </w:r>
             </w:hyperlink>
           </w:p>
@@ -1665,21 +1643,27 @@
       <w:tr>
         <w:tc>
           <w:tcPr>
-            <w:tcW w:w="2867" w:type="dxa"/>
-            <w:hideMark/>
-          </w:tcPr>
-          <w:p>
-            <w:pPr>
-              <w:spacing w:after="160" w:line="278" w:lineRule="auto"/>
-            </w:pPr>
-            <w:r>
-              <w:t>Fresh Session (InPrivate Window) Validation</w:t>
-            </w:r>
-          </w:p>
-        </w:tc>
-        <w:tc>
-          <w:tcPr>
-            <w:tcW w:w="3139" w:type="dxa"/>
+            <w:tcW w:w="1975" w:type="dxa"/>
+            <w:hideMark/>
+          </w:tcPr>
+          <w:p>
+            <w:pPr>
+              <w:spacing w:after="160" w:line="278" w:lineRule="auto"/>
+            </w:pPr>
+            <w:r>
+              <w:t xml:space="preserve">Fresh </w:t>
+            </w:r>
+            <w:r>
+              <w:t xml:space="preserve">Browser </w:t>
+            </w:r>
+            <w:r>
+              <w:t>Session (InPrivate Window) Validation</w:t>
+            </w:r>
+          </w:p>
+        </w:tc>
+        <w:tc>
+          <w:tcPr>
+            <w:tcW w:w="3510" w:type="dxa"/>
             <w:hideMark/>
           </w:tcPr>
           <w:p>
@@ -1691,14 +1675,14 @@
                 <w:rPr>
                   <w:rStyle w:val="Hyperlink"/>
                 </w:rPr>
-                <w:t>SSR_FreshSession.mp4</w:t>
+                <w:t xml:space="preserve">QuickGridQueryParameterNamesTesting/Evidence/SSR/TwoGridsDistinctQueryNamesURL_In_FreshBrowserSession.mp4 </w:t>
               </w:r>
             </w:hyperlink>
           </w:p>
         </w:tc>
         <w:tc>
           <w:tcPr>
-            <w:tcW w:w="3344" w:type="dxa"/>
+            <w:tcW w:w="3865" w:type="dxa"/>
             <w:hideMark/>
           </w:tcPr>
           <w:p>
@@ -1710,7 +1694,7 @@
                 <w:rPr>
                   <w:rStyle w:val="Hyperlink"/>
                 </w:rPr>
-                <w:t>Server_FreshSession.mp4</w:t>
+                <w:t xml:space="preserve">QuickGridQueryParameterNamesTesting/Evidence/Server/TwoGridsDistinctQueryNamesURL_In_FreshBrowserSession.mp4 </w:t>
               </w:r>
             </w:hyperlink>
           </w:p>
@@ -1719,21 +1703,28 @@
       <w:tr>
         <w:tc>
           <w:tcPr>
-            <w:tcW w:w="2867" w:type="dxa"/>
-            <w:hideMark/>
-          </w:tcPr>
-          <w:p>
-            <w:pPr>
-              <w:spacing w:after="160" w:line="278" w:lineRule="auto"/>
-            </w:pPr>
-            <w:r>
-              <w:t>Intentional Custom Collision Using Shared Prefix</w:t>
-            </w:r>
-          </w:p>
-        </w:tc>
-        <w:tc>
-          <w:tcPr>
-            <w:tcW w:w="3139" w:type="dxa"/>
+            <w:tcW w:w="1975" w:type="dxa"/>
+            <w:hideMark/>
+          </w:tcPr>
+          <w:p>
+            <w:pPr>
+              <w:spacing w:after="160" w:line="278" w:lineRule="auto"/>
+            </w:pPr>
+            <w:r>
+              <w:t xml:space="preserve">Intentional Custom Collision Using </w:t>
+            </w:r>
+            <w:r>
+              <w:lastRenderedPageBreak/>
+              <w:t xml:space="preserve">Shared </w:t>
+            </w:r>
+            <w:r>
+              <w:t>Query Names</w:t>
+            </w:r>
+          </w:p>
+        </w:tc>
+        <w:tc>
+          <w:tcPr>
+            <w:tcW w:w="3510" w:type="dxa"/>
             <w:hideMark/>
           </w:tcPr>
           <w:p>
@@ -1745,14 +1736,21 @@
                 <w:rPr>
                   <w:rStyle w:val="Hyperlink"/>
                 </w:rPr>
-                <w:t>SSR_CustomCollision.mp4</w:t>
+                <w:t>QuickGridQueryParameterNamesTesting/Evidence/SSR/Shared</w:t>
+              </w:r>
+              <w:r>
+                <w:rPr>
+                  <w:rStyle w:val="Hyperlink"/>
+                </w:rPr>
+                <w:lastRenderedPageBreak/>
+                <w:t xml:space="preserve">CustomQueryNames_Collides.mp4 </w:t>
               </w:r>
             </w:hyperlink>
           </w:p>
         </w:tc>
         <w:tc>
           <w:tcPr>
-            <w:tcW w:w="3344" w:type="dxa"/>
+            <w:tcW w:w="3865" w:type="dxa"/>
             <w:hideMark/>
           </w:tcPr>
           <w:p>
@@ -1764,7 +1762,7 @@
                 <w:rPr>
                   <w:rStyle w:val="Hyperlink"/>
                 </w:rPr>
-                <w:t>Server_CustomCollision.mp4</w:t>
+                <w:t xml:space="preserve">QuickGridQueryParameterNamesTesting/Evidence/Server/SharedCustomQueryNames_Collides.mp4 </w:t>
               </w:r>
             </w:hyperlink>
           </w:p>
@@ -1773,7 +1771,7 @@
       <w:tr>
         <w:tc>
           <w:tcPr>
-            <w:tcW w:w="2867" w:type="dxa"/>
+            <w:tcW w:w="1975" w:type="dxa"/>
             <w:hideMark/>
           </w:tcPr>
           <w:p>
@@ -1787,7 +1785,7 @@
         </w:tc>
         <w:tc>
           <w:tcPr>
-            <w:tcW w:w="3139" w:type="dxa"/>
+            <w:tcW w:w="3510" w:type="dxa"/>
             <w:hideMark/>
           </w:tcPr>
           <w:p>
@@ -1799,14 +1797,14 @@
                 <w:rPr>
                   <w:rStyle w:val="Hyperlink"/>
                 </w:rPr>
-                <w:t>SSR_QueryCollision_Default.mp4</w:t>
+                <w:t xml:space="preserve">QuickGridQueryParameterNamesTesting/Evidence/SSR/Same_PageOwnQueryNameAndQuickGridQueryName.mp4 </w:t>
               </w:r>
             </w:hyperlink>
           </w:p>
         </w:tc>
         <w:tc>
           <w:tcPr>
-            <w:tcW w:w="3344" w:type="dxa"/>
+            <w:tcW w:w="3865" w:type="dxa"/>
             <w:hideMark/>
           </w:tcPr>
           <w:p>
@@ -1818,7 +1816,7 @@
                 <w:rPr>
                   <w:rStyle w:val="Hyperlink"/>
                 </w:rPr>
-                <w:t>Server_QueryCollision_Default.mp4</w:t>
+                <w:t xml:space="preserve">QuickGridQueryParameterNamesTesting/Evidence/Server/Same_PageOwnQueryNameAndQuickGridQueryName.mp4 </w:t>
               </w:r>
             </w:hyperlink>
           </w:p>
@@ -1827,29 +1825,36 @@
       <w:tr>
         <w:tc>
           <w:tcPr>
-            <w:tcW w:w="2867" w:type="dxa"/>
-            <w:hideMark/>
-          </w:tcPr>
-          <w:p>
-            <w:pPr>
-              <w:spacing w:after="160" w:line="278" w:lineRule="auto"/>
-            </w:pPr>
-            <w:r>
-              <w:t xml:space="preserve">Prefix-Based </w:t>
-            </w:r>
-            <w:proofErr w:type="spellStart"/>
-            <w:r>
-              <w:t>QueryParameterNameOptions</w:t>
-            </w:r>
-            <w:proofErr w:type="spellEnd"/>
-            <w:r>
-              <w:t xml:space="preserve"> Validation</w:t>
-            </w:r>
-          </w:p>
-        </w:tc>
-        <w:tc>
-          <w:tcPr>
-            <w:tcW w:w="3139" w:type="dxa"/>
+            <w:tcW w:w="1975" w:type="dxa"/>
+            <w:hideMark/>
+          </w:tcPr>
+          <w:p>
+            <w:pPr>
+              <w:spacing w:after="160" w:line="278" w:lineRule="auto"/>
+            </w:pPr>
+            <w:r>
+              <w:t>Prefix</w:t>
+            </w:r>
+            <w:r>
+              <w:t xml:space="preserve"> and separator</w:t>
+            </w:r>
+            <w:r>
+              <w:t>-</w:t>
+            </w:r>
+            <w:r>
+              <w:t xml:space="preserve">Based </w:t>
+            </w:r>
+            <w:r>
+              <w:t>Query</w:t>
+            </w:r>
+            <w:r>
+              <w:t xml:space="preserve"> Names</w:t>
+            </w:r>
+          </w:p>
+        </w:tc>
+        <w:tc>
+          <w:tcPr>
+            <w:tcW w:w="3510" w:type="dxa"/>
             <w:hideMark/>
           </w:tcPr>
           <w:p>
@@ -1861,14 +1866,14 @@
                 <w:rPr>
                   <w:rStyle w:val="Hyperlink"/>
                 </w:rPr>
-                <w:t>SSR_PrefixNames.mp4</w:t>
+                <w:t xml:space="preserve">QuickGridQueryParameterNamesTesting/Evidence/SSR/QueryNameWith_PrefixAndSeparator.mp4 </w:t>
               </w:r>
             </w:hyperlink>
           </w:p>
         </w:tc>
         <w:tc>
           <w:tcPr>
-            <w:tcW w:w="3344" w:type="dxa"/>
+            <w:tcW w:w="3865" w:type="dxa"/>
             <w:hideMark/>
           </w:tcPr>
           <w:p>
@@ -1880,7 +1885,7 @@
                 <w:rPr>
                   <w:rStyle w:val="Hyperlink"/>
                 </w:rPr>
-                <w:t>Server_PrefixNames.mp4</w:t>
+                <w:t xml:space="preserve">QuickGridQueryParameterNamesTesting/Evidence/Server/QueryNameWith_PrefixAndSeparator.mp4 </w:t>
               </w:r>
             </w:hyperlink>
           </w:p>
@@ -1889,22 +1894,24 @@
       <w:tr>
         <w:tc>
           <w:tcPr>
-            <w:tcW w:w="2867" w:type="dxa"/>
-            <w:hideMark/>
-          </w:tcPr>
-          <w:p>
-            <w:pPr>
-              <w:spacing w:after="160" w:line="278" w:lineRule="auto"/>
-            </w:pPr>
-            <w:r>
-              <w:lastRenderedPageBreak/>
-              <w:t>URL Encoded Parameter Names Validation</w:t>
-            </w:r>
-          </w:p>
-        </w:tc>
-        <w:tc>
-          <w:tcPr>
-            <w:tcW w:w="3139" w:type="dxa"/>
+            <w:tcW w:w="1975" w:type="dxa"/>
+            <w:hideMark/>
+          </w:tcPr>
+          <w:p>
+            <w:pPr>
+              <w:spacing w:after="160" w:line="278" w:lineRule="auto"/>
+            </w:pPr>
+            <w:r>
+              <w:t>Query Names with space</w:t>
+            </w:r>
+            <w:r>
+              <w:t xml:space="preserve"> Validation</w:t>
+            </w:r>
+          </w:p>
+        </w:tc>
+        <w:tc>
+          <w:tcPr>
+            <w:tcW w:w="3510" w:type="dxa"/>
             <w:hideMark/>
           </w:tcPr>
           <w:p>
@@ -1916,14 +1923,14 @@
                 <w:rPr>
                   <w:rStyle w:val="Hyperlink"/>
                 </w:rPr>
-                <w:t>SSR_UrlEncodedNames.mp4</w:t>
+                <w:t xml:space="preserve">QuickGridQueryParameterNamesTesting/Evidence/SSR/QueryNameWith_Space.mp4 </w:t>
               </w:r>
             </w:hyperlink>
           </w:p>
         </w:tc>
         <w:tc>
           <w:tcPr>
-            <w:tcW w:w="3344" w:type="dxa"/>
+            <w:tcW w:w="3865" w:type="dxa"/>
             <w:hideMark/>
           </w:tcPr>
           <w:p>
@@ -1935,7 +1942,7 @@
                 <w:rPr>
                   <w:rStyle w:val="Hyperlink"/>
                 </w:rPr>
-                <w:t>Server_UrlEncodedNames.mp4</w:t>
+                <w:t xml:space="preserve">QuickGridQueryParameterNamesTesting/Evidence/Server/QueryNameWith_Space.mp4 </w:t>
               </w:r>
             </w:hyperlink>
           </w:p>
@@ -1944,7 +1951,7 @@
       <w:tr>
         <w:tc>
           <w:tcPr>
-            <w:tcW w:w="2867" w:type="dxa"/>
+            <w:tcW w:w="1975" w:type="dxa"/>
           </w:tcPr>
           <w:p>
             <w:r>
@@ -1954,7 +1961,7 @@
         </w:tc>
         <w:tc>
           <w:tcPr>
-            <w:tcW w:w="3139" w:type="dxa"/>
+            <w:tcW w:w="3510" w:type="dxa"/>
           </w:tcPr>
           <w:p>
             <w:hyperlink r:id="rId20" w:history="1">
@@ -1962,66 +1969,14 @@
                 <w:rPr>
                   <w:rStyle w:val="Hyperlink"/>
                 </w:rPr>
-                <w:t>SSR_</w:t>
-              </w:r>
-              <w:r>
-                <w:rPr>
-                  <w:rStyle w:val="Hyperlink"/>
-                  <w:kern w:val="0"/>
-                  <w14:ligatures w14:val="none"/>
-                </w:rPr>
-                <w:t xml:space="preserve"> </w:t>
-              </w:r>
-              <w:proofErr w:type="spellStart"/>
-              <w:r>
-                <w:rPr>
-                  <w:rStyle w:val="Hyperlink"/>
-                </w:rPr>
-                <w:t>BrowserBack</w:t>
-              </w:r>
-              <w:r>
-                <w:rPr>
-                  <w:rStyle w:val="Hyperlink"/>
-                </w:rPr>
-                <w:t>A</w:t>
-              </w:r>
-              <w:r>
-                <w:rPr>
-                  <w:rStyle w:val="Hyperlink"/>
-                </w:rPr>
-                <w:t>nd</w:t>
-              </w:r>
-              <w:proofErr w:type="spellEnd"/>
-              <w:r>
-                <w:rPr>
-                  <w:rStyle w:val="Hyperlink"/>
-                </w:rPr>
-                <w:t xml:space="preserve"> Forward</w:t>
-              </w:r>
-              <w:r>
-                <w:rPr>
-                  <w:rStyle w:val="Hyperlink"/>
-                </w:rPr>
-                <w:t>N</w:t>
-              </w:r>
-              <w:r>
-                <w:rPr>
-                  <w:rStyle w:val="Hyperlink"/>
-                </w:rPr>
-                <w:t>avigation</w:t>
-              </w:r>
-              <w:r>
-                <w:rPr>
-                  <w:rStyle w:val="Hyperlink"/>
-                </w:rPr>
-                <w:t>.mp4</w:t>
+                <w:t xml:space="preserve">QuickGridQueryParameterNamesTesting/Evidence/SSR/BrowserBackAndForwardNavigation.mp4 </w:t>
               </w:r>
             </w:hyperlink>
           </w:p>
         </w:tc>
         <w:tc>
           <w:tcPr>
-            <w:tcW w:w="3344" w:type="dxa"/>
+            <w:tcW w:w="3865" w:type="dxa"/>
           </w:tcPr>
           <w:p>
             <w:hyperlink r:id="rId21" w:history="1">
@@ -2029,41 +1984,7 @@
                 <w:rPr>
                   <w:rStyle w:val="Hyperlink"/>
                 </w:rPr>
-                <w:t>S</w:t>
-              </w:r>
-              <w:r>
-                <w:rPr>
-                  <w:rStyle w:val="Hyperlink"/>
-                </w:rPr>
-                <w:t>erver</w:t>
-              </w:r>
-              <w:r>
-                <w:rPr>
-                  <w:rStyle w:val="Hyperlink"/>
-                </w:rPr>
-                <w:t>_</w:t>
-              </w:r>
-              <w:r>
-                <w:rPr>
-                  <w:rStyle w:val="Hyperlink"/>
-                  <w:kern w:val="0"/>
-                  <w14:ligatures w14:val="none"/>
-                </w:rPr>
-                <w:t xml:space="preserve"> </w:t>
-              </w:r>
-              <w:proofErr w:type="spellStart"/>
-              <w:r>
-                <w:rPr>
-                  <w:rStyle w:val="Hyperlink"/>
-                </w:rPr>
-                <w:t>BrowserBackAnd</w:t>
-              </w:r>
-              <w:proofErr w:type="spellEnd"/>
-              <w:r>
-                <w:rPr>
-                  <w:rStyle w:val="Hyperlink"/>
-                </w:rPr>
-                <w:t xml:space="preserve"> ForwardNavigation.mp4</w:t>
+                <w:t xml:space="preserve">QuickGridQueryParameterNamesTesting/Evidence/Server/BrowserBackAndForwardNavigation.mp4 </w:t>
               </w:r>
             </w:hyperlink>
           </w:p>
@@ -2072,7 +1993,7 @@
       <w:tr>
         <w:tc>
           <w:tcPr>
-            <w:tcW w:w="2867" w:type="dxa"/>
+            <w:tcW w:w="1975" w:type="dxa"/>
           </w:tcPr>
           <w:p>
             <w:r>
@@ -2082,7 +2003,7 @@
         </w:tc>
         <w:tc>
           <w:tcPr>
-            <w:tcW w:w="3139" w:type="dxa"/>
+            <w:tcW w:w="3510" w:type="dxa"/>
           </w:tcPr>
           <w:p>
             <w:hyperlink r:id="rId22" w:history="1">
@@ -2090,94 +2011,14 @@
                 <w:rPr>
                   <w:rStyle w:val="Hyperlink"/>
                 </w:rPr>
-                <w:t>SSR_</w:t>
-              </w:r>
-              <w:r>
-                <w:rPr>
-                  <w:rStyle w:val="Hyperlink"/>
-                  <w:kern w:val="0"/>
-                  <w14:ligatures w14:val="none"/>
-                </w:rPr>
-                <w:t xml:space="preserve"> </w:t>
-              </w:r>
-              <w:r>
-                <w:rPr>
-                  <w:rStyle w:val="Hyperlink"/>
-                </w:rPr>
-                <w:t>Browser</w:t>
-              </w:r>
-              <w:r>
-                <w:rPr>
-                  <w:rStyle w:val="Hyperlink"/>
-                </w:rPr>
-                <w:t>R</w:t>
-              </w:r>
-              <w:r>
-                <w:rPr>
-                  <w:rStyle w:val="Hyperlink"/>
-                </w:rPr>
-                <w:t>efresh</w:t>
-              </w:r>
-              <w:r>
-                <w:rPr>
-                  <w:rStyle w:val="Hyperlink"/>
-                </w:rPr>
-                <w:t>W</w:t>
-              </w:r>
-              <w:r>
-                <w:rPr>
-                  <w:rStyle w:val="Hyperlink"/>
-                </w:rPr>
-                <w:t>ith</w:t>
-              </w:r>
-              <w:r>
-                <w:rPr>
-                  <w:rStyle w:val="Hyperlink"/>
-                </w:rPr>
-                <w:t>C</w:t>
-              </w:r>
-              <w:r>
-                <w:rPr>
-                  <w:rStyle w:val="Hyperlink"/>
-                </w:rPr>
-                <w:t>ustom</w:t>
-              </w:r>
-              <w:r>
-                <w:rPr>
-                  <w:rStyle w:val="Hyperlink"/>
-                </w:rPr>
-                <w:t>P</w:t>
-              </w:r>
-              <w:r>
-                <w:rPr>
-                  <w:rStyle w:val="Hyperlink"/>
-                </w:rPr>
-                <w:t>arameter</w:t>
-              </w:r>
-              <w:r>
-                <w:rPr>
-                  <w:rStyle w:val="Hyperlink"/>
-                </w:rPr>
-                <w:t>N</w:t>
-              </w:r>
-              <w:r>
-                <w:rPr>
-                  <w:rStyle w:val="Hyperlink"/>
-                </w:rPr>
-                <w:t>ames</w:t>
-              </w:r>
-              <w:r>
-                <w:rPr>
-                  <w:rStyle w:val="Hyperlink"/>
-                </w:rPr>
-                <w:t>.mp4</w:t>
+                <w:t xml:space="preserve">QuickGridQueryParameterNamesTesting/Evidence/SSR/BrowserRefreshWithCustomParameterNames.mp4 </w:t>
               </w:r>
             </w:hyperlink>
           </w:p>
         </w:tc>
         <w:tc>
           <w:tcPr>
-            <w:tcW w:w="3344" w:type="dxa"/>
+            <w:tcW w:w="3865" w:type="dxa"/>
           </w:tcPr>
           <w:p>
             <w:hyperlink r:id="rId23" w:history="1">
@@ -2185,33 +2026,7 @@
                 <w:rPr>
                   <w:rStyle w:val="Hyperlink"/>
                 </w:rPr>
-                <w:t>S</w:t>
-              </w:r>
-              <w:r>
-                <w:rPr>
-                  <w:rStyle w:val="Hyperlink"/>
-                </w:rPr>
-                <w:t>erver</w:t>
-              </w:r>
-              <w:r>
-                <w:rPr>
-                  <w:rStyle w:val="Hyperlink"/>
-                </w:rPr>
-                <w:t>_</w:t>
-              </w:r>
-              <w:r>
-                <w:rPr>
-                  <w:rStyle w:val="Hyperlink"/>
-                  <w:kern w:val="0"/>
-                  <w14:ligatures w14:val="none"/>
-                </w:rPr>
-                <w:t xml:space="preserve"> </w:t>
-              </w:r>
-              <w:r>
-                <w:rPr>
-                  <w:rStyle w:val="Hyperlink"/>
-                </w:rPr>
-                <w:t>BrowserRefreshWithCustomParameterNames.mp4</w:t>
+                <w:t xml:space="preserve">QuickGridQueryParameterNamesTesting/Evidence/Server/BrowserRefreshWithCustomParameterNames.mp4 </w:t>
               </w:r>
             </w:hyperlink>
           </w:p>
@@ -2381,15 +2196,7 @@
           </w:tcPr>
           <w:p>
             <w:r>
-              <w:t xml:space="preserve">Prefix-Based </w:t>
-            </w:r>
-            <w:proofErr w:type="spellStart"/>
-            <w:r>
-              <w:t>QueryParameterNameOptions</w:t>
-            </w:r>
-            <w:proofErr w:type="spellEnd"/>
-            <w:r>
-              <w:t xml:space="preserve"> Validation</w:t>
+              <w:t>Prefix-Based QueryParameterNameOptions Validation</w:t>
             </w:r>
           </w:p>
         </w:tc>
@@ -2399,7 +2206,11 @@
           </w:tcPr>
           <w:p>
             <w:r>
-              <w:t>http://localhost:5271/query-collision?page=2&amp;sort=active&amp;gridNames=prefix&amp;orders-page=2&amp;orders-sort=Customer&amp;orders-direction=asc</w:t>
+              <w:t>http://localhost:5271/query-collision?page=2&amp;sort=active&amp;gridNames=prefix&amp;orders-page=2&amp;orders-</w:t>
+            </w:r>
+            <w:r>
+              <w:lastRenderedPageBreak/>
+              <w:t>sort=Customer&amp;orders-direction=asc</w:t>
             </w:r>
           </w:p>
         </w:tc>
@@ -2409,6 +2220,7 @@
           </w:tcPr>
           <w:p>
             <w:r>
+              <w:lastRenderedPageBreak/>
               <w:t>http://localhost:5087/query-collision?page=2&amp;sort=active&amp;gridNames=prefix&amp;orders-sort=Priority&amp;orders-direction=asc&amp;orders-page=3</w:t>
             </w:r>
           </w:p>
@@ -2448,6 +2260,240 @@
       </w:tr>
     </w:tbl>
     <w:p/>
+    <w:p>
+      <w:pPr>
+        <w:rPr>
+          <w:sz w:val="32"/>
+          <w:szCs w:val="32"/>
+        </w:rPr>
+      </w:pPr>
+      <w:r>
+        <w:rPr>
+          <w:b/>
+          <w:bCs/>
+          <w:sz w:val="32"/>
+          <w:szCs w:val="32"/>
+        </w:rPr>
+        <w:t>Build Result</w:t>
+      </w:r>
+    </w:p>
+    <w:p>
+      <w:pPr>
+        <w:numPr>
+          <w:ilvl w:val="0"/>
+          <w:numId w:val="8"/>
+        </w:numPr>
+        <w:spacing w:line="240" w:lineRule="auto"/>
+      </w:pPr>
+      <w:r>
+        <w:t>Build completed successfully.</w:t>
+      </w:r>
+    </w:p>
+    <w:p>
+      <w:pPr>
+        <w:numPr>
+          <w:ilvl w:val="0"/>
+          <w:numId w:val="9"/>
+        </w:numPr>
+        <w:spacing w:line="240" w:lineRule="auto"/>
+      </w:pPr>
+      <w:r>
+        <w:t>Errors: 0</w:t>
+      </w:r>
+    </w:p>
+    <w:p>
+      <w:pPr>
+        <w:numPr>
+          <w:ilvl w:val="0"/>
+          <w:numId w:val="9"/>
+        </w:numPr>
+        <w:spacing w:line="240" w:lineRule="auto"/>
+      </w:pPr>
+      <w:r>
+        <w:t xml:space="preserve">Warnings: </w:t>
+      </w:r>
+    </w:p>
+    <w:p>
+      <w:pPr>
+        <w:numPr>
+          <w:ilvl w:val="1"/>
+          <w:numId w:val="9"/>
+        </w:numPr>
+        <w:spacing w:line="240" w:lineRule="auto"/>
+      </w:pPr>
+      <w:r>
+        <w:t>During execution, one runtime warning was observed</w:t>
+      </w:r>
+      <w:r>
+        <w:t xml:space="preserve"> in </w:t>
+      </w:r>
+      <w:r>
+        <w:t xml:space="preserve">both </w:t>
+      </w:r>
+      <w:r>
+        <w:t>Static SSR and Interactive Server sample applications</w:t>
+      </w:r>
+      <w:r>
+        <w:t>:</w:t>
+      </w:r>
+    </w:p>
+    <w:p>
+      <w:pPr>
+        <w:numPr>
+          <w:ilvl w:val="1"/>
+          <w:numId w:val="9"/>
+        </w:numPr>
+        <w:spacing w:line="240" w:lineRule="auto"/>
+      </w:pPr>
+      <w:r>
+        <w:t>The warning did not affect application startup, QuickGrid rendering,paging, sorting, URL generation, or query parameter behavior.</w:t>
+      </w:r>
+    </w:p>
+    <w:p>
+      <w:pPr>
+        <w:numPr>
+          <w:ilvl w:val="1"/>
+          <w:numId w:val="9"/>
+        </w:numPr>
+        <w:spacing w:line="240" w:lineRule="auto"/>
+      </w:pPr>
+      <w:r>
+        <w:t>All validation scenarios completed successfully despite the warning.</w:t>
+      </w:r>
+    </w:p>
+    <w:tbl>
+      <w:tblPr>
+        <w:tblStyle w:val="TableGrid"/>
+        <w:tblW w:w="0" w:type="auto"/>
+        <w:tblInd w:w="720" w:type="dxa"/>
+        <w:tblBorders>
+          <w:insideH w:val="none" w:sz="0" w:space="0" w:color="auto"/>
+          <w:insideV w:val="none" w:sz="0" w:space="0" w:color="auto"/>
+        </w:tblBorders>
+        <w:tblLook w:val="04A0" w:firstRow="1" w:lastRow="0" w:firstColumn="1" w:lastColumn="0" w:noHBand="0" w:noVBand="1"/>
+      </w:tblPr>
+      <w:tblGrid>
+        <w:gridCol w:w="8630"/>
+      </w:tblGrid>
+      <w:tr>
+        <w:tc>
+          <w:tcPr>
+            <w:tcW w:w="9350" w:type="dxa"/>
+          </w:tcPr>
+          <w:p>
+            <w:pPr>
+              <w:ind w:left="360"/>
+            </w:pPr>
+            <w:r>
+              <w:t>Microsoft.AspNetCore.HttpsPolicy.HttpsRedirectionMiddleware[3]</w:t>
+            </w:r>
+          </w:p>
+        </w:tc>
+      </w:tr>
+      <w:tr>
+        <w:tc>
+          <w:tcPr>
+            <w:tcW w:w="9350" w:type="dxa"/>
+          </w:tcPr>
+          <w:p>
+            <w:pPr>
+              <w:ind w:left="360"/>
+            </w:pPr>
+            <w:r>
+              <w:t>Failed to determine the https port for redirect.</w:t>
+            </w:r>
+          </w:p>
+        </w:tc>
+      </w:tr>
+    </w:tbl>
+    <w:p>
+      <w:r>
+        <w:t>Server</w:t>
+      </w:r>
+    </w:p>
+    <w:p>
+      <w:r>
+        <w:drawing>
+          <wp:inline distT="0" distB="0" distL="0" distR="0" wp14:anchorId="228D2814" wp14:editId="30B9CAF7">
+            <wp:extent cx="4785033" cy="1236133"/>
+            <wp:effectExtent l="0" t="0" r="0" b="2540"/>
+            <wp:docPr id="1674704543" name="Picture 1"/>
+            <wp:cNvGraphicFramePr>
+              <a:graphicFrameLocks xmlns:a="http://schemas.openxmlformats.org/drawingml/2006/main" noChangeAspect="1"/>
+            </wp:cNvGraphicFramePr>
+            <a:graphic xmlns:a="http://schemas.openxmlformats.org/drawingml/2006/main">
+              <a:graphicData uri="http://schemas.openxmlformats.org/drawingml/2006/picture">
+                <pic:pic xmlns:pic="http://schemas.openxmlformats.org/drawingml/2006/picture">
+                  <pic:nvPicPr>
+                    <pic:cNvPr id="1674704543" name=""/>
+                    <pic:cNvPicPr/>
+                  </pic:nvPicPr>
+                  <pic:blipFill>
+                    <a:blip r:embed="rId24"/>
+                    <a:stretch>
+                      <a:fillRect/>
+                    </a:stretch>
+                  </pic:blipFill>
+                  <pic:spPr>
+                    <a:xfrm>
+                      <a:off x="0" y="0"/>
+                      <a:ext cx="4816294" cy="1244209"/>
+                    </a:xfrm>
+                    <a:prstGeom prst="rect">
+                      <a:avLst/>
+                    </a:prstGeom>
+                  </pic:spPr>
+                </pic:pic>
+              </a:graphicData>
+            </a:graphic>
+          </wp:inline>
+        </w:drawing>
+      </w:r>
+    </w:p>
+    <w:p>
+      <w:r>
+        <w:t>SSR</w:t>
+      </w:r>
+    </w:p>
+    <w:p>
+      <w:r>
+        <w:drawing>
+          <wp:inline distT="0" distB="0" distL="0" distR="0" wp14:anchorId="7171A974" wp14:editId="234D2A94">
+            <wp:extent cx="4817533" cy="1245559"/>
+            <wp:effectExtent l="0" t="0" r="2540" b="0"/>
+            <wp:docPr id="790054832" name="Picture 1"/>
+            <wp:cNvGraphicFramePr>
+              <a:graphicFrameLocks xmlns:a="http://schemas.openxmlformats.org/drawingml/2006/main" noChangeAspect="1"/>
+            </wp:cNvGraphicFramePr>
+            <a:graphic xmlns:a="http://schemas.openxmlformats.org/drawingml/2006/main">
+              <a:graphicData uri="http://schemas.openxmlformats.org/drawingml/2006/picture">
+                <pic:pic xmlns:pic="http://schemas.openxmlformats.org/drawingml/2006/picture">
+                  <pic:nvPicPr>
+                    <pic:cNvPr id="790054832" name=""/>
+                    <pic:cNvPicPr/>
+                  </pic:nvPicPr>
+                  <pic:blipFill>
+                    <a:blip r:embed="rId25"/>
+                    <a:stretch>
+                      <a:fillRect/>
+                    </a:stretch>
+                  </pic:blipFill>
+                  <pic:spPr>
+                    <a:xfrm>
+                      <a:off x="0" y="0"/>
+                      <a:ext cx="4850623" cy="1254114"/>
+                    </a:xfrm>
+                    <a:prstGeom prst="rect">
+                      <a:avLst/>
+                    </a:prstGeom>
+                  </pic:spPr>
+                </pic:pic>
+              </a:graphicData>
+            </a:graphic>
+          </wp:inline>
+        </w:drawing>
+      </w:r>
+    </w:p>
     <w:p>
       <w:pPr>
         <w:rPr>
@@ -2464,6 +2510,7 @@
           <w:sz w:val="36"/>
           <w:szCs w:val="36"/>
         </w:rPr>
+        <w:lastRenderedPageBreak/>
         <w:t>Documentation Discoverability</w:t>
       </w:r>
     </w:p>
@@ -2475,7 +2522,7 @@
           <w:numId w:val="7"/>
         </w:numPr>
       </w:pPr>
-      <w:hyperlink r:id="rId24" w:history="1">
+      <w:hyperlink r:id="rId26" w:history="1">
         <w:r>
           <w:rPr>
             <w:rStyle w:val="Hyperlink"/>
@@ -2493,23 +2540,7 @@
         <w:t xml:space="preserve"> </w:t>
       </w:r>
       <w:r>
-        <w:t xml:space="preserve">was reviewed as part of validation. The </w:t>
-      </w:r>
-      <w:proofErr w:type="spellStart"/>
-      <w:r>
-        <w:t>QuickGrid</w:t>
-      </w:r>
-      <w:proofErr w:type="spellEnd"/>
-      <w:r>
-        <w:t xml:space="preserve"> documentation describes the query-parameter customization feature and explains how prefixes can be used to avoid conflicts when multiple </w:t>
-      </w:r>
-      <w:proofErr w:type="spellStart"/>
-      <w:r>
-        <w:t>QuickGrid</w:t>
-      </w:r>
-      <w:proofErr w:type="spellEnd"/>
-      <w:r>
-        <w:t xml:space="preserve"> instances are present on a page. This makes the overall capability discoverable for developers investigating shared paging or sorting state between grids. </w:t>
+        <w:t xml:space="preserve">was reviewed as part of validation. The QuickGrid documentation describes the query-parameter customization feature and explains how prefixes can be used to avoid conflicts when multiple QuickGrid instances are present on a page. This makes the overall capability discoverable for developers investigating shared paging or sorting state between grids. </w:t>
       </w:r>
     </w:p>
     <w:p>
@@ -2526,32 +2557,7 @@
         </w:rPr>
       </w:pPr>
       <w:r>
-        <w:lastRenderedPageBreak/>
-        <w:t xml:space="preserve">However, the current documentation appears to reference </w:t>
-      </w:r>
-      <w:proofErr w:type="spellStart"/>
-      <w:r>
-        <w:t>QueryParameterNamePrefix</w:t>
-      </w:r>
-      <w:proofErr w:type="spellEnd"/>
-      <w:r>
-        <w:t xml:space="preserve">, while the validated .NET 11 implementation uses </w:t>
-      </w:r>
-      <w:proofErr w:type="spellStart"/>
-      <w:r>
-        <w:t>QueryParameterNameOptions</w:t>
-      </w:r>
-      <w:proofErr w:type="spellEnd"/>
-      <w:r>
-        <w:t xml:space="preserve">. As a result, the documentation may not fully reflect the current API surface introduced by the </w:t>
-      </w:r>
-      <w:proofErr w:type="spellStart"/>
-      <w:r>
-        <w:t>QuickGrid</w:t>
-      </w:r>
-      <w:proofErr w:type="spellEnd"/>
-      <w:r>
-        <w:t xml:space="preserve"> query parameter naming changes. </w:t>
+        <w:t xml:space="preserve">However, the current documentation appears to reference QueryParameterNamePrefix, while the validated .NET 11 implementation uses QueryParameterNameOptions. As a result, the documentation may not fully reflect the current API surface introduced by the QuickGrid query parameter naming changes. </w:t>
       </w:r>
       <w:r>
         <w:rPr>
@@ -2560,7 +2566,7 @@
         </w:rPr>
         <w:t xml:space="preserve">[PR reference: </w:t>
       </w:r>
-      <w:hyperlink r:id="rId25" w:history="1">
+      <w:hyperlink r:id="rId27" w:history="1">
         <w:r>
           <w:rPr>
             <w:rStyle w:val="Hyperlink"/>
@@ -2568,59 +2574,8 @@
             <w:iCs/>
             <w:lang w:val="x-none"/>
           </w:rPr>
-          <w:t xml:space="preserve">Fix API for </w:t>
+          <w:t>Fix API for QuickGrid by dariatiurina · Pull Request #67733 · dotnet/aspnetcore</w:t>
         </w:r>
-        <w:proofErr w:type="spellStart"/>
-        <w:r>
-          <w:rPr>
-            <w:rStyle w:val="Hyperlink"/>
-            <w:i/>
-            <w:iCs/>
-            <w:lang w:val="x-none"/>
-          </w:rPr>
-          <w:t>QuickGrid</w:t>
-        </w:r>
-        <w:proofErr w:type="spellEnd"/>
-        <w:r>
-          <w:rPr>
-            <w:rStyle w:val="Hyperlink"/>
-            <w:i/>
-            <w:iCs/>
-            <w:lang w:val="x-none"/>
-          </w:rPr>
-          <w:t xml:space="preserve"> by </w:t>
-        </w:r>
-        <w:proofErr w:type="spellStart"/>
-        <w:r>
-          <w:rPr>
-            <w:rStyle w:val="Hyperlink"/>
-            <w:i/>
-            <w:iCs/>
-            <w:lang w:val="x-none"/>
-          </w:rPr>
-          <w:t>dariatiurina</w:t>
-        </w:r>
-        <w:proofErr w:type="spellEnd"/>
-        <w:r>
-          <w:rPr>
-            <w:rStyle w:val="Hyperlink"/>
-            <w:i/>
-            <w:iCs/>
-            <w:lang w:val="x-none"/>
-          </w:rPr>
-          <w:t xml:space="preserve"> · Pull Request #67733 · dotnet/</w:t>
-        </w:r>
-        <w:proofErr w:type="spellStart"/>
-        <w:r>
-          <w:rPr>
-            <w:rStyle w:val="Hyperlink"/>
-            <w:i/>
-            <w:iCs/>
-            <w:lang w:val="x-none"/>
-          </w:rPr>
-          <w:t>aspnetcore</w:t>
-        </w:r>
-        <w:proofErr w:type="spellEnd"/>
       </w:hyperlink>
       <w:r>
         <w:rPr>
@@ -2664,6 +2619,7 @@
       </w:pPr>
       <w:r>
         <w:rPr>
+          <w:noProof/>
           <w:lang w:val="x-none"/>
         </w:rPr>
         <w:drawing>
@@ -2682,7 +2638,7 @@
                     <pic:cNvPicPr/>
                   </pic:nvPicPr>
                   <pic:blipFill>
-                    <a:blip r:embed="rId26"/>
+                    <a:blip r:embed="rId28"/>
                     <a:stretch>
                       <a:fillRect/>
                     </a:stretch>
@@ -2773,15 +2729,8 @@
     </w:p>
     <w:p>
       <w:r>
-        <w:t xml:space="preserve">Query parameter generation, custom naming support, paging, sorting, URL state restoration, and multiple </w:t>
-      </w:r>
-      <w:proofErr w:type="spellStart"/>
-      <w:r>
-        <w:t>QuickGrid</w:t>
-      </w:r>
-      <w:proofErr w:type="spellEnd"/>
-      <w:r>
-        <w:t xml:space="preserve"> state isolation were verified. No functional issues, regressions, or unexpected behaviors were observed during validation.</w:t>
+        <w:lastRenderedPageBreak/>
+        <w:t>Query parameter generation, custom naming support, paging, sorting, URL state restoration, and multiple QuickGrid state isolation were verified. No functional issues, regressions, or unexpected behaviors were observed during validation.</w:t>
       </w:r>
     </w:p>
     <w:p/>
@@ -2796,7 +2745,7 @@
 </file>
 
 <file path=word/numbering.xml><?xml version="1.0" encoding="utf-8"?>
-<w:numbering xmlns:wpc="http://schemas.microsoft.com/office/word/2010/wordprocessingCanvas" xmlns:cx="http://schemas.microsoft.com/office/drawing/2014/chartex" xmlns:cx1="http://schemas.microsoft.com/office/drawing/2015/9/8/chartex" xmlns:cx2="http://schemas.microsoft.com/office/drawing/2015/10/21/chartex" xmlns:cx3="http://schemas.microsoft.com/office/drawing/2016/5/9/chartex" xmlns:cx4="http://schemas.microsoft.com/office/drawing/2016/5/10/chartex" xmlns:cx5="http://schemas.microsoft.com/office/drawing/2016/5/11/chartex" xmlns:cx6="http://schemas.microsoft.com/office/drawing/2016/5/12/chartex" xmlns:cx7="http://schemas.microsoft.com/office/drawing/2016/5/13/chartex" xmlns:cx8="http://schemas.microsoft.com/office/drawing/2016/5/14/chartex" xmlns:mc="http://schemas.openxmlformats.org/markup-compatibility/2006" xmlns:aink="http://schemas.microsoft.com/office/drawing/2016/ink" xmlns:am3d="http://schemas.microsoft.com/office/drawing/2017/model3d" xmlns:o="urn:schemas-microsoft-com:office:office" xmlns:oel="http://schemas.microsoft.com/office/2019/extlst" xmlns:r="http://schemas.openxmlformats.org/officeDocument/2006/relationships" xmlns:m="http://schemas.openxmlformats.org/officeDocument/2006/math" xmlns:v="urn:schemas-microsoft-com:vml" xmlns:wp14="http://schemas.microsoft.com/office/word/2010/wordprocessingDrawing" xmlns:wp="http://schemas.openxmlformats.org/drawingml/2006/wordprocessingDrawing" xmlns:w10="urn:schemas-microsoft-com:office:word" xmlns:w="http://schemas.openxmlformats.org/wordprocessingml/2006/main" xmlns:w14="http://schemas.microsoft.com/office/word/2010/wordml" xmlns:w15="http://schemas.microsoft.com/office/word/2012/wordml" xmlns:w16cei="http://schemas.microsoft.com/office/word/2026/wordml/cei" xmlns:w16cex="http://schemas.microsoft.com/office/word/2018/wordml/cex" xmlns:w16cid="http://schemas.microsoft.com/office/word/2016/wordml/cid" xmlns:w16="http://schemas.microsoft.com/office/word/2018/wordml" xmlns:w16du="http://schemas.microsoft.com/office/word/2023/wordml/word16du" xmlns:w16sdtdh="http://schemas.microsoft.com/office/word/2020/wordml/sdtdatahash" xmlns:w16sdtfl="http://schemas.microsoft.com/office/word/2024/wordml/sdtformatlock" xmlns:w16se="http://schemas.microsoft.com/office/word/2015/wordml/symex" xmlns:wpg="http://schemas.microsoft.com/office/word/2010/wordprocessingGroup" xmlns:wpi="http://schemas.microsoft.com/office/word/2010/wordprocessingInk" xmlns:wne="http://schemas.microsoft.com/office/word/2006/wordml" xmlns:wps="http://schemas.microsoft.com/office/word/2010/wordprocessingShape" mc:Ignorable="w14 w15 w16se w16cid w16 w16cex w16sdtdh w16sdtfl w16du wp14">
+<w:numbering xmlns:wpc="http://schemas.microsoft.com/office/word/2010/wordprocessingCanvas" xmlns:cx="http://schemas.microsoft.com/office/drawing/2014/chartex" xmlns:cx1="http://schemas.microsoft.com/office/drawing/2015/9/8/chartex" xmlns:cx2="http://schemas.microsoft.com/office/drawing/2015/10/21/chartex" xmlns:cx3="http://schemas.microsoft.com/office/drawing/2016/5/9/chartex" xmlns:cx4="http://schemas.microsoft.com/office/drawing/2016/5/10/chartex" xmlns:cx5="http://schemas.microsoft.com/office/drawing/2016/5/11/chartex" xmlns:cx6="http://schemas.microsoft.com/office/drawing/2016/5/12/chartex" xmlns:cx7="http://schemas.microsoft.com/office/drawing/2016/5/13/chartex" xmlns:cx8="http://schemas.microsoft.com/office/drawing/2016/5/14/chartex" xmlns:mc="http://schemas.openxmlformats.org/markup-compatibility/2006" xmlns:aink="http://schemas.microsoft.com/office/drawing/2016/ink" xmlns:am3d="http://schemas.microsoft.com/office/drawing/2017/model3d" xmlns:o="urn:schemas-microsoft-com:office:office" xmlns:oel="http://schemas.microsoft.com/office/2019/extlst" xmlns:r="http://schemas.openxmlformats.org/officeDocument/2006/relationships" xmlns:m="http://schemas.openxmlformats.org/officeDocument/2006/math" xmlns:v="urn:schemas-microsoft-com:vml" xmlns:wp14="http://schemas.microsoft.com/office/word/2010/wordprocessingDrawing" xmlns:wp="http://schemas.openxmlformats.org/drawingml/2006/wordprocessingDrawing" xmlns:w10="urn:schemas-microsoft-com:office:word" xmlns:w="http://schemas.openxmlformats.org/wordprocessingml/2006/main" xmlns:w14="http://schemas.microsoft.com/office/word/2010/wordml" xmlns:w15="http://schemas.microsoft.com/office/word/2012/wordml" xmlns:w16cex="http://schemas.microsoft.com/office/word/2018/wordml/cex" xmlns:w16cid="http://schemas.microsoft.com/office/word/2016/wordml/cid" xmlns:w16="http://schemas.microsoft.com/office/word/2018/wordml" xmlns:w16du="http://schemas.microsoft.com/office/word/2023/wordml/word16du" xmlns:w16sdtdh="http://schemas.microsoft.com/office/word/2020/wordml/sdtdatahash" xmlns:w16sdtfl="http://schemas.microsoft.com/office/word/2024/wordml/sdtformatlock" xmlns:w16se="http://schemas.microsoft.com/office/word/2015/wordml/symex" xmlns:wpg="http://schemas.microsoft.com/office/word/2010/wordprocessingGroup" xmlns:wpi="http://schemas.microsoft.com/office/word/2010/wordprocessingInk" xmlns:wne="http://schemas.microsoft.com/office/word/2006/wordml" xmlns:wps="http://schemas.microsoft.com/office/word/2010/wordprocessingShape" mc:Ignorable="w14 w15 w16se w16cid w16 w16cex w16sdtdh w16sdtfl w16du wp14">
   <w:abstractNum w:abstractNumId="0" w15:restartNumberingAfterBreak="0">
     <w:nsid w:val="00660467"/>
     <w:multiLevelType w:val="multilevel"/>
@@ -3358,6 +3307,155 @@
     </w:lvl>
   </w:abstractNum>
   <w:abstractNum w:abstractNumId="4" w15:restartNumberingAfterBreak="0">
+    <w:nsid w:val="3DCE3A6C"/>
+    <w:multiLevelType w:val="multilevel"/>
+    <w:tmpl w:val="0A4C80F2"/>
+    <w:lvl w:ilvl="0">
+      <w:start w:val="1"/>
+      <w:numFmt w:val="bullet"/>
+      <w:lvlText w:val=""/>
+      <w:lvlJc w:val="left"/>
+      <w:pPr>
+        <w:tabs>
+          <w:tab w:val="num" w:pos="720"/>
+        </w:tabs>
+        <w:ind w:left="720" w:hanging="360"/>
+      </w:pPr>
+      <w:rPr>
+        <w:rFonts w:ascii="Symbol" w:hAnsi="Symbol" w:hint="default"/>
+        <w:sz w:val="20"/>
+      </w:rPr>
+    </w:lvl>
+    <w:lvl w:ilvl="1">
+      <w:start w:val="1"/>
+      <w:numFmt w:val="bullet"/>
+      <w:lvlText w:val="o"/>
+      <w:lvlJc w:val="left"/>
+      <w:pPr>
+        <w:tabs>
+          <w:tab w:val="num" w:pos="1440"/>
+        </w:tabs>
+        <w:ind w:left="1440" w:hanging="360"/>
+      </w:pPr>
+      <w:rPr>
+        <w:rFonts w:ascii="Courier New" w:hAnsi="Courier New" w:hint="default"/>
+        <w:sz w:val="20"/>
+      </w:rPr>
+    </w:lvl>
+    <w:lvl w:ilvl="2">
+      <w:start w:val="1"/>
+      <w:numFmt w:val="bullet"/>
+      <w:lvlText w:val=""/>
+      <w:lvlJc w:val="left"/>
+      <w:pPr>
+        <w:tabs>
+          <w:tab w:val="num" w:pos="2160"/>
+        </w:tabs>
+        <w:ind w:left="2160" w:hanging="360"/>
+      </w:pPr>
+      <w:rPr>
+        <w:rFonts w:ascii="Wingdings" w:hAnsi="Wingdings" w:hint="default"/>
+        <w:sz w:val="20"/>
+      </w:rPr>
+    </w:lvl>
+    <w:lvl w:ilvl="3" w:tentative="1">
+      <w:start w:val="1"/>
+      <w:numFmt w:val="bullet"/>
+      <w:lvlText w:val=""/>
+      <w:lvlJc w:val="left"/>
+      <w:pPr>
+        <w:tabs>
+          <w:tab w:val="num" w:pos="2880"/>
+        </w:tabs>
+        <w:ind w:left="2880" w:hanging="360"/>
+      </w:pPr>
+      <w:rPr>
+        <w:rFonts w:ascii="Wingdings" w:hAnsi="Wingdings" w:hint="default"/>
+        <w:sz w:val="20"/>
+      </w:rPr>
+    </w:lvl>
+    <w:lvl w:ilvl="4" w:tentative="1">
+      <w:start w:val="1"/>
+      <w:numFmt w:val="bullet"/>
+      <w:lvlText w:val=""/>
+      <w:lvlJc w:val="left"/>
+      <w:pPr>
+        <w:tabs>
+          <w:tab w:val="num" w:pos="3600"/>
+        </w:tabs>
+        <w:ind w:left="3600" w:hanging="360"/>
+      </w:pPr>
+      <w:rPr>
+        <w:rFonts w:ascii="Wingdings" w:hAnsi="Wingdings" w:hint="default"/>
+        <w:sz w:val="20"/>
+      </w:rPr>
+    </w:lvl>
+    <w:lvl w:ilvl="5" w:tentative="1">
+      <w:start w:val="1"/>
+      <w:numFmt w:val="bullet"/>
+      <w:lvlText w:val=""/>
+      <w:lvlJc w:val="left"/>
+      <w:pPr>
+        <w:tabs>
+          <w:tab w:val="num" w:pos="4320"/>
+        </w:tabs>
+        <w:ind w:left="4320" w:hanging="360"/>
+      </w:pPr>
+      <w:rPr>
+        <w:rFonts w:ascii="Wingdings" w:hAnsi="Wingdings" w:hint="default"/>
+        <w:sz w:val="20"/>
+      </w:rPr>
+    </w:lvl>
+    <w:lvl w:ilvl="6" w:tentative="1">
+      <w:start w:val="1"/>
+      <w:numFmt w:val="bullet"/>
+      <w:lvlText w:val=""/>
+      <w:lvlJc w:val="left"/>
+      <w:pPr>
+        <w:tabs>
+          <w:tab w:val="num" w:pos="5040"/>
+        </w:tabs>
+        <w:ind w:left="5040" w:hanging="360"/>
+      </w:pPr>
+      <w:rPr>
+        <w:rFonts w:ascii="Wingdings" w:hAnsi="Wingdings" w:hint="default"/>
+        <w:sz w:val="20"/>
+      </w:rPr>
+    </w:lvl>
+    <w:lvl w:ilvl="7" w:tentative="1">
+      <w:start w:val="1"/>
+      <w:numFmt w:val="bullet"/>
+      <w:lvlText w:val=""/>
+      <w:lvlJc w:val="left"/>
+      <w:pPr>
+        <w:tabs>
+          <w:tab w:val="num" w:pos="5760"/>
+        </w:tabs>
+        <w:ind w:left="5760" w:hanging="360"/>
+      </w:pPr>
+      <w:rPr>
+        <w:rFonts w:ascii="Wingdings" w:hAnsi="Wingdings" w:hint="default"/>
+        <w:sz w:val="20"/>
+      </w:rPr>
+    </w:lvl>
+    <w:lvl w:ilvl="8" w:tentative="1">
+      <w:start w:val="1"/>
+      <w:numFmt w:val="bullet"/>
+      <w:lvlText w:val=""/>
+      <w:lvlJc w:val="left"/>
+      <w:pPr>
+        <w:tabs>
+          <w:tab w:val="num" w:pos="6480"/>
+        </w:tabs>
+        <w:ind w:left="6480" w:hanging="360"/>
+      </w:pPr>
+      <w:rPr>
+        <w:rFonts w:ascii="Wingdings" w:hAnsi="Wingdings" w:hint="default"/>
+        <w:sz w:val="20"/>
+      </w:rPr>
+    </w:lvl>
+  </w:abstractNum>
+  <w:abstractNum w:abstractNumId="5" w15:restartNumberingAfterBreak="0">
     <w:nsid w:val="3EDD5813"/>
     <w:multiLevelType w:val="hybridMultilevel"/>
     <w:tmpl w:val="5254D092"/>
@@ -3443,7 +3541,269 @@
       </w:pPr>
     </w:lvl>
   </w:abstractNum>
-  <w:abstractNum w:abstractNumId="5" w15:restartNumberingAfterBreak="0">
+  <w:abstractNum w:abstractNumId="6" w15:restartNumberingAfterBreak="0">
+    <w:nsid w:val="5C04609C"/>
+    <w:multiLevelType w:val="multilevel"/>
+    <w:tmpl w:val="FE743AC8"/>
+    <w:lvl w:ilvl="0">
+      <w:start w:val="1"/>
+      <w:numFmt w:val="bullet"/>
+      <w:lvlText w:val=""/>
+      <w:lvlJc w:val="left"/>
+      <w:pPr>
+        <w:tabs>
+          <w:tab w:val="num" w:pos="720"/>
+        </w:tabs>
+        <w:ind w:left="720" w:hanging="360"/>
+      </w:pPr>
+      <w:rPr>
+        <w:rFonts w:ascii="Symbol" w:hAnsi="Symbol" w:hint="default"/>
+        <w:sz w:val="20"/>
+      </w:rPr>
+    </w:lvl>
+    <w:lvl w:ilvl="1">
+      <w:start w:val="1"/>
+      <w:numFmt w:val="bullet"/>
+      <w:lvlText w:val="o"/>
+      <w:lvlJc w:val="left"/>
+      <w:pPr>
+        <w:tabs>
+          <w:tab w:val="num" w:pos="1440"/>
+        </w:tabs>
+        <w:ind w:left="1440" w:hanging="360"/>
+      </w:pPr>
+      <w:rPr>
+        <w:rFonts w:ascii="Courier New" w:hAnsi="Courier New" w:hint="default"/>
+        <w:sz w:val="20"/>
+      </w:rPr>
+    </w:lvl>
+    <w:lvl w:ilvl="2" w:tentative="1">
+      <w:start w:val="1"/>
+      <w:numFmt w:val="bullet"/>
+      <w:lvlText w:val=""/>
+      <w:lvlJc w:val="left"/>
+      <w:pPr>
+        <w:tabs>
+          <w:tab w:val="num" w:pos="2160"/>
+        </w:tabs>
+        <w:ind w:left="2160" w:hanging="360"/>
+      </w:pPr>
+      <w:rPr>
+        <w:rFonts w:ascii="Wingdings" w:hAnsi="Wingdings" w:hint="default"/>
+        <w:sz w:val="20"/>
+      </w:rPr>
+    </w:lvl>
+    <w:lvl w:ilvl="3" w:tentative="1">
+      <w:start w:val="1"/>
+      <w:numFmt w:val="bullet"/>
+      <w:lvlText w:val=""/>
+      <w:lvlJc w:val="left"/>
+      <w:pPr>
+        <w:tabs>
+          <w:tab w:val="num" w:pos="2880"/>
+        </w:tabs>
+        <w:ind w:left="2880" w:hanging="360"/>
+      </w:pPr>
+      <w:rPr>
+        <w:rFonts w:ascii="Wingdings" w:hAnsi="Wingdings" w:hint="default"/>
+        <w:sz w:val="20"/>
+      </w:rPr>
+    </w:lvl>
+    <w:lvl w:ilvl="4" w:tentative="1">
+      <w:start w:val="1"/>
+      <w:numFmt w:val="bullet"/>
+      <w:lvlText w:val=""/>
+      <w:lvlJc w:val="left"/>
+      <w:pPr>
+        <w:tabs>
+          <w:tab w:val="num" w:pos="3600"/>
+        </w:tabs>
+        <w:ind w:left="3600" w:hanging="360"/>
+      </w:pPr>
+      <w:rPr>
+        <w:rFonts w:ascii="Wingdings" w:hAnsi="Wingdings" w:hint="default"/>
+        <w:sz w:val="20"/>
+      </w:rPr>
+    </w:lvl>
+    <w:lvl w:ilvl="5" w:tentative="1">
+      <w:start w:val="1"/>
+      <w:numFmt w:val="bullet"/>
+      <w:lvlText w:val=""/>
+      <w:lvlJc w:val="left"/>
+      <w:pPr>
+        <w:tabs>
+          <w:tab w:val="num" w:pos="4320"/>
+        </w:tabs>
+        <w:ind w:left="4320" w:hanging="360"/>
+      </w:pPr>
+      <w:rPr>
+        <w:rFonts w:ascii="Wingdings" w:hAnsi="Wingdings" w:hint="default"/>
+        <w:sz w:val="20"/>
+      </w:rPr>
+    </w:lvl>
+    <w:lvl w:ilvl="6" w:tentative="1">
+      <w:start w:val="1"/>
+      <w:numFmt w:val="bullet"/>
+      <w:lvlText w:val=""/>
+      <w:lvlJc w:val="left"/>
+      <w:pPr>
+        <w:tabs>
+          <w:tab w:val="num" w:pos="5040"/>
+        </w:tabs>
+        <w:ind w:left="5040" w:hanging="360"/>
+      </w:pPr>
+      <w:rPr>
+        <w:rFonts w:ascii="Wingdings" w:hAnsi="Wingdings" w:hint="default"/>
+        <w:sz w:val="20"/>
+      </w:rPr>
+    </w:lvl>
+    <w:lvl w:ilvl="7" w:tentative="1">
+      <w:start w:val="1"/>
+      <w:numFmt w:val="bullet"/>
+      <w:lvlText w:val=""/>
+      <w:lvlJc w:val="left"/>
+      <w:pPr>
+        <w:tabs>
+          <w:tab w:val="num" w:pos="5760"/>
+        </w:tabs>
+        <w:ind w:left="5760" w:hanging="360"/>
+      </w:pPr>
+      <w:rPr>
+        <w:rFonts w:ascii="Wingdings" w:hAnsi="Wingdings" w:hint="default"/>
+        <w:sz w:val="20"/>
+      </w:rPr>
+    </w:lvl>
+    <w:lvl w:ilvl="8" w:tentative="1">
+      <w:start w:val="1"/>
+      <w:numFmt w:val="bullet"/>
+      <w:lvlText w:val=""/>
+      <w:lvlJc w:val="left"/>
+      <w:pPr>
+        <w:tabs>
+          <w:tab w:val="num" w:pos="6480"/>
+        </w:tabs>
+        <w:ind w:left="6480" w:hanging="360"/>
+      </w:pPr>
+      <w:rPr>
+        <w:rFonts w:ascii="Wingdings" w:hAnsi="Wingdings" w:hint="default"/>
+        <w:sz w:val="20"/>
+      </w:rPr>
+    </w:lvl>
+  </w:abstractNum>
+  <w:abstractNum w:abstractNumId="7" w15:restartNumberingAfterBreak="0">
+    <w:nsid w:val="70DE425F"/>
+    <w:multiLevelType w:val="hybridMultilevel"/>
+    <w:tmpl w:val="E294D9E6"/>
+    <w:lvl w:ilvl="0" w:tplc="04090001">
+      <w:start w:val="1"/>
+      <w:numFmt w:val="bullet"/>
+      <w:lvlText w:val=""/>
+      <w:lvlJc w:val="left"/>
+      <w:pPr>
+        <w:ind w:left="720" w:hanging="360"/>
+      </w:pPr>
+      <w:rPr>
+        <w:rFonts w:ascii="Symbol" w:hAnsi="Symbol" w:hint="default"/>
+      </w:rPr>
+    </w:lvl>
+    <w:lvl w:ilvl="1" w:tplc="04090003" w:tentative="1">
+      <w:start w:val="1"/>
+      <w:numFmt w:val="bullet"/>
+      <w:lvlText w:val="o"/>
+      <w:lvlJc w:val="left"/>
+      <w:pPr>
+        <w:ind w:left="1440" w:hanging="360"/>
+      </w:pPr>
+      <w:rPr>
+        <w:rFonts w:ascii="Courier New" w:hAnsi="Courier New" w:cs="Courier New" w:hint="default"/>
+      </w:rPr>
+    </w:lvl>
+    <w:lvl w:ilvl="2" w:tplc="04090005" w:tentative="1">
+      <w:start w:val="1"/>
+      <w:numFmt w:val="bullet"/>
+      <w:lvlText w:val=""/>
+      <w:lvlJc w:val="left"/>
+      <w:pPr>
+        <w:ind w:left="2160" w:hanging="360"/>
+      </w:pPr>
+      <w:rPr>
+        <w:rFonts w:ascii="Wingdings" w:hAnsi="Wingdings" w:hint="default"/>
+      </w:rPr>
+    </w:lvl>
+    <w:lvl w:ilvl="3" w:tplc="04090001" w:tentative="1">
+      <w:start w:val="1"/>
+      <w:numFmt w:val="bullet"/>
+      <w:lvlText w:val=""/>
+      <w:lvlJc w:val="left"/>
+      <w:pPr>
+        <w:ind w:left="2880" w:hanging="360"/>
+      </w:pPr>
+      <w:rPr>
+        <w:rFonts w:ascii="Symbol" w:hAnsi="Symbol" w:hint="default"/>
+      </w:rPr>
+    </w:lvl>
+    <w:lvl w:ilvl="4" w:tplc="04090003" w:tentative="1">
+      <w:start w:val="1"/>
+      <w:numFmt w:val="bullet"/>
+      <w:lvlText w:val="o"/>
+      <w:lvlJc w:val="left"/>
+      <w:pPr>
+        <w:ind w:left="3600" w:hanging="360"/>
+      </w:pPr>
+      <w:rPr>
+        <w:rFonts w:ascii="Courier New" w:hAnsi="Courier New" w:cs="Courier New" w:hint="default"/>
+      </w:rPr>
+    </w:lvl>
+    <w:lvl w:ilvl="5" w:tplc="04090005" w:tentative="1">
+      <w:start w:val="1"/>
+      <w:numFmt w:val="bullet"/>
+      <w:lvlText w:val=""/>
+      <w:lvlJc w:val="left"/>
+      <w:pPr>
+        <w:ind w:left="4320" w:hanging="360"/>
+      </w:pPr>
+      <w:rPr>
+        <w:rFonts w:ascii="Wingdings" w:hAnsi="Wingdings" w:hint="default"/>
+      </w:rPr>
+    </w:lvl>
+    <w:lvl w:ilvl="6" w:tplc="04090001" w:tentative="1">
+      <w:start w:val="1"/>
+      <w:numFmt w:val="bullet"/>
+      <w:lvlText w:val=""/>
+      <w:lvlJc w:val="left"/>
+      <w:pPr>
+        <w:ind w:left="5040" w:hanging="360"/>
+      </w:pPr>
+      <w:rPr>
+        <w:rFonts w:ascii="Symbol" w:hAnsi="Symbol" w:hint="default"/>
+      </w:rPr>
+    </w:lvl>
+    <w:lvl w:ilvl="7" w:tplc="04090003" w:tentative="1">
+      <w:start w:val="1"/>
+      <w:numFmt w:val="bullet"/>
+      <w:lvlText w:val="o"/>
+      <w:lvlJc w:val="left"/>
+      <w:pPr>
+        <w:ind w:left="5760" w:hanging="360"/>
+      </w:pPr>
+      <w:rPr>
+        <w:rFonts w:ascii="Courier New" w:hAnsi="Courier New" w:cs="Courier New" w:hint="default"/>
+      </w:rPr>
+    </w:lvl>
+    <w:lvl w:ilvl="8" w:tplc="04090005" w:tentative="1">
+      <w:start w:val="1"/>
+      <w:numFmt w:val="bullet"/>
+      <w:lvlText w:val=""/>
+      <w:lvlJc w:val="left"/>
+      <w:pPr>
+        <w:ind w:left="6480" w:hanging="360"/>
+      </w:pPr>
+      <w:rPr>
+        <w:rFonts w:ascii="Wingdings" w:hAnsi="Wingdings" w:hint="default"/>
+      </w:rPr>
+    </w:lvl>
+  </w:abstractNum>
+  <w:abstractNum w:abstractNumId="8" w15:restartNumberingAfterBreak="0">
     <w:nsid w:val="752D2234"/>
     <w:multiLevelType w:val="multilevel"/>
     <w:tmpl w:val="DC4E5200"/>
@@ -3592,7 +3952,7 @@
       </w:rPr>
     </w:lvl>
   </w:abstractNum>
-  <w:abstractNum w:abstractNumId="6" w15:restartNumberingAfterBreak="0">
+  <w:abstractNum w:abstractNumId="9" w15:restartNumberingAfterBreak="0">
     <w:nsid w:val="7F583735"/>
     <w:multiLevelType w:val="multilevel"/>
     <w:tmpl w:val="58345F60"/>
@@ -3742,10 +4102,10 @@
     </w:lvl>
   </w:abstractNum>
   <w:num w:numId="1" w16cid:durableId="835611551">
-    <w:abstractNumId w:val="6"/>
+    <w:abstractNumId w:val="9"/>
   </w:num>
   <w:num w:numId="2" w16cid:durableId="463349909">
-    <w:abstractNumId w:val="5"/>
+    <w:abstractNumId w:val="8"/>
   </w:num>
   <w:num w:numId="3" w16cid:durableId="1174078290">
     <w:abstractNumId w:val="1"/>
@@ -3754,13 +4114,22 @@
     <w:abstractNumId w:val="2"/>
   </w:num>
   <w:num w:numId="5" w16cid:durableId="1908607681">
-    <w:abstractNumId w:val="4"/>
+    <w:abstractNumId w:val="5"/>
   </w:num>
   <w:num w:numId="6" w16cid:durableId="2250458">
     <w:abstractNumId w:val="0"/>
   </w:num>
   <w:num w:numId="7" w16cid:durableId="1862235134">
     <w:abstractNumId w:val="3"/>
+  </w:num>
+  <w:num w:numId="8" w16cid:durableId="782112220">
+    <w:abstractNumId w:val="4"/>
+  </w:num>
+  <w:num w:numId="9" w16cid:durableId="1241217463">
+    <w:abstractNumId w:val="6"/>
+  </w:num>
+  <w:num w:numId="10" w16cid:durableId="1137726542">
+    <w:abstractNumId w:val="7"/>
   </w:num>
 </w:numbering>
 </file>
@@ -4734,6 +5103,18 @@
       <w:rFonts w:ascii="Times New Roman" w:hAnsi="Times New Roman" w:cs="Times New Roman"/>
     </w:rPr>
   </w:style>
+  <w:style w:type="character" w:styleId="FollowedHyperlink">
+    <w:name w:val="FollowedHyperlink"/>
+    <w:basedOn w:val="DefaultParagraphFont"/>
+    <w:uiPriority w:val="99"/>
+    <w:semiHidden/>
+    <w:unhideWhenUsed/>
+    <w:rsid w:val="008C46A2"/>
+    <w:rPr>
+      <w:color w:val="96607D" w:themeColor="followedHyperlink"/>
+      <w:u w:val="single"/>
+    </w:rPr>
+  </w:style>
 </w:styles>
 </file>
 
